--- a/report/Report DE-project.docx
+++ b/report/Report DE-project.docx
@@ -2,7 +2,715 @@
 <file path=word/document.xml><?xml version="1.0" encoding="utf-8"?>
 <w:document xmlns:wpc="http://schemas.microsoft.com/office/word/2010/wordprocessingCanvas" xmlns:cx="http://schemas.microsoft.com/office/drawing/2014/chartex" xmlns:cx1="http://schemas.microsoft.com/office/drawing/2015/9/8/chartex" xmlns:cx2="http://schemas.microsoft.com/office/drawing/2015/10/21/chartex" xmlns:cx3="http://schemas.microsoft.com/office/drawing/2016/5/9/chartex" xmlns:cx4="http://schemas.microsoft.com/office/drawing/2016/5/10/chartex" xmlns:cx5="http://schemas.microsoft.com/office/drawing/2016/5/11/chartex" xmlns:cx6="http://schemas.microsoft.com/office/drawing/2016/5/12/chartex" xmlns:cx7="http://schemas.microsoft.com/office/drawing/2016/5/13/chartex" xmlns:cx8="http://schemas.microsoft.com/office/drawing/2016/5/14/chartex" xmlns:mc="http://schemas.openxmlformats.org/markup-compatibility/2006" xmlns:aink="http://schemas.microsoft.com/office/drawing/2016/ink" xmlns:am3d="http://schemas.microsoft.com/office/drawing/2017/model3d" xmlns:o="urn:schemas-microsoft-com:office:office" xmlns:oel="http://schemas.microsoft.com/office/2019/extlst" xmlns:r="http://schemas.openxmlformats.org/officeDocument/2006/relationships" xmlns:m="http://schemas.openxmlformats.org/officeDocument/2006/math" xmlns:v="urn:schemas-microsoft-com:vml" xmlns:wp14="http://schemas.microsoft.com/office/word/2010/wordprocessingDrawing" xmlns:wp="http://schemas.openxmlformats.org/drawingml/2006/wordprocessingDrawing" xmlns:w10="urn:schemas-microsoft-com:office:word" xmlns:w="http://schemas.openxmlformats.org/wordprocessingml/2006/main" xmlns:w14="http://schemas.microsoft.com/office/word/2010/wordml" xmlns:w15="http://schemas.microsoft.com/office/word/2012/wordml" xmlns:w16cex="http://schemas.microsoft.com/office/word/2018/wordml/cex" xmlns:w16cid="http://schemas.microsoft.com/office/word/2016/wordml/cid" xmlns:w16="http://schemas.microsoft.com/office/word/2018/wordml" xmlns:w16du="http://schemas.microsoft.com/office/word/2023/wordml/word16du" xmlns:w16sdtdh="http://schemas.microsoft.com/office/word/2020/wordml/sdtdatahash" xmlns:w16sdtfl="http://schemas.microsoft.com/office/word/2024/wordml/sdtformatlock" xmlns:w16se="http://schemas.microsoft.com/office/word/2015/wordml/symex" xmlns:wpg="http://schemas.microsoft.com/office/word/2010/wordprocessingGroup" xmlns:wpi="http://schemas.microsoft.com/office/word/2010/wordprocessingInk" xmlns:wne="http://schemas.microsoft.com/office/word/2006/wordml" xmlns:wps="http://schemas.microsoft.com/office/word/2010/wordprocessingShape" mc:Ignorable="w14 w15 w16se w16cid w16 w16cex w16sdtdh w16sdtfl w16du wp14">
   <w:body>
+    <w:p>
+      <w:pPr>
+        <w:rPr>
+          <w:lang w:val="nl-BE"/>
+        </w:rPr>
+      </w:pPr>
+      <w:r>
+        <w:rPr>
+          <w:lang w:val="nl-BE"/>
+        </w:rPr>
+        <w:t xml:space="preserve">REPORT: </w:t>
+      </w:r>
+      <w:r>
+        <w:rPr>
+          <w:lang w:val="nl-BE"/>
+        </w:rPr>
+        <w:t>sketch</w:t>
+      </w:r>
+    </w:p>
+    <w:p>
+      <w:pPr>
+        <w:rPr>
+          <w:lang w:val="nl-BE"/>
+        </w:rPr>
+      </w:pPr>
+    </w:p>
+    <w:p>
+      <w:pPr>
+        <w:rPr>
+          <w:b/>
+          <w:bCs/>
+        </w:rPr>
+      </w:pPr>
+      <w:r>
+        <w:rPr>
+          <w:b/>
+          <w:bCs/>
+        </w:rPr>
+        <w:t>Step 1 — FRED Inflation Data (src/ingest_fred.py)</w:t>
+      </w:r>
+    </w:p>
+    <w:p>
+      <w:r>
+        <w:rPr>
+          <w:b/>
+          <w:bCs/>
+        </w:rPr>
+        <w:t>What we collected:</w:t>
+      </w:r>
+    </w:p>
+    <w:p>
+      <w:pPr>
+        <w:numPr>
+          <w:ilvl w:val="0"/>
+          <w:numId w:val="1"/>
+        </w:numPr>
+      </w:pPr>
+      <w:r>
+        <w:t>Source: </w:t>
+      </w:r>
+      <w:r>
+        <w:rPr>
+          <w:b/>
+          <w:bCs/>
+        </w:rPr>
+        <w:t>FRED API</w:t>
+      </w:r>
+      <w:r>
+        <w:t> (Federal Reserve Economic Data) — series CPIAUCSL (Consumer Price Index for All Urban Consumers)</w:t>
+      </w:r>
+    </w:p>
+    <w:p>
+      <w:pPr>
+        <w:numPr>
+          <w:ilvl w:val="0"/>
+          <w:numId w:val="1"/>
+        </w:numPr>
+      </w:pPr>
+      <w:r>
+        <w:t>Data type: Monthly CPI index values from </w:t>
+      </w:r>
+      <w:r>
+        <w:rPr>
+          <w:b/>
+          <w:bCs/>
+        </w:rPr>
+        <w:t>January 2004 to present</w:t>
+      </w:r>
+    </w:p>
+    <w:p>
+      <w:pPr>
+        <w:numPr>
+          <w:ilvl w:val="0"/>
+          <w:numId w:val="1"/>
+        </w:numPr>
+      </w:pPr>
+      <w:r>
+        <w:t>Start date chosen to align with the earliest available Google Trends data (January 2004)</w:t>
+      </w:r>
+    </w:p>
+    <w:p>
+      <w:r>
+        <w:rPr>
+          <w:b/>
+          <w:bCs/>
+        </w:rPr>
+        <w:t>What we computed:</w:t>
+      </w:r>
+    </w:p>
+    <w:p>
+      <w:pPr>
+        <w:numPr>
+          <w:ilvl w:val="0"/>
+          <w:numId w:val="2"/>
+        </w:numPr>
+      </w:pPr>
+      <w:r>
+        <w:rPr>
+          <w:b/>
+          <w:bCs/>
+        </w:rPr>
+        <w:t>Year-over-year (YoY) inflation rate</w:t>
+      </w:r>
+      <w:r>
+        <w:t>: </w:t>
+      </w:r>
+      <m:oMath>
+        <m:sSub>
+          <m:sSubPr>
+            <m:ctrlPr>
+              <w:rPr>
+                <w:rFonts w:ascii="Cambria Math" w:hAnsi="Cambria Math"/>
+              </w:rPr>
+            </m:ctrlPr>
+          </m:sSubPr>
+          <m:e>
+            <m:r>
+              <m:rPr>
+                <m:nor/>
+              </m:rPr>
+              <m:t>Inflation</m:t>
+            </m:r>
+          </m:e>
+          <m:sub>
+            <m:r>
+              <w:rPr>
+                <w:rFonts w:ascii="Cambria Math" w:hAnsi="Cambria Math"/>
+              </w:rPr>
+              <m:t>t</m:t>
+            </m:r>
+          </m:sub>
+        </m:sSub>
+        <m:r>
+          <w:rPr>
+            <w:rFonts w:ascii="Cambria Math" w:hAnsi="Cambria Math"/>
+          </w:rPr>
+          <m:t>=</m:t>
+        </m:r>
+        <m:f>
+          <m:fPr>
+            <m:ctrlPr>
+              <w:rPr>
+                <w:rFonts w:ascii="Cambria Math" w:hAnsi="Cambria Math"/>
+              </w:rPr>
+            </m:ctrlPr>
+          </m:fPr>
+          <m:num>
+            <m:sSub>
+              <m:sSubPr>
+                <m:ctrlPr>
+                  <w:rPr>
+                    <w:rFonts w:ascii="Cambria Math" w:hAnsi="Cambria Math"/>
+                  </w:rPr>
+                </m:ctrlPr>
+              </m:sSubPr>
+              <m:e>
+                <m:r>
+                  <m:rPr>
+                    <m:nor/>
+                  </m:rPr>
+                  <m:t>CPI</m:t>
+                </m:r>
+              </m:e>
+              <m:sub>
+                <m:r>
+                  <w:rPr>
+                    <w:rFonts w:ascii="Cambria Math" w:hAnsi="Cambria Math"/>
+                  </w:rPr>
+                  <m:t>t</m:t>
+                </m:r>
+              </m:sub>
+            </m:sSub>
+            <m:r>
+              <w:rPr>
+                <w:rFonts w:ascii="Cambria Math" w:hAnsi="Cambria Math"/>
+              </w:rPr>
+              <m:t>-</m:t>
+            </m:r>
+            <m:sSub>
+              <m:sSubPr>
+                <m:ctrlPr>
+                  <w:rPr>
+                    <w:rFonts w:ascii="Cambria Math" w:hAnsi="Cambria Math"/>
+                  </w:rPr>
+                </m:ctrlPr>
+              </m:sSubPr>
+              <m:e>
+                <m:r>
+                  <m:rPr>
+                    <m:nor/>
+                  </m:rPr>
+                  <m:t>CPI</m:t>
+                </m:r>
+              </m:e>
+              <m:sub>
+                <m:r>
+                  <w:rPr>
+                    <w:rFonts w:ascii="Cambria Math" w:hAnsi="Cambria Math"/>
+                  </w:rPr>
+                  <m:t>t-12</m:t>
+                </m:r>
+              </m:sub>
+            </m:sSub>
+          </m:num>
+          <m:den>
+            <m:sSub>
+              <m:sSubPr>
+                <m:ctrlPr>
+                  <w:rPr>
+                    <w:rFonts w:ascii="Cambria Math" w:hAnsi="Cambria Math"/>
+                  </w:rPr>
+                </m:ctrlPr>
+              </m:sSubPr>
+              <m:e>
+                <m:r>
+                  <m:rPr>
+                    <m:nor/>
+                  </m:rPr>
+                  <m:t>CPI</m:t>
+                </m:r>
+              </m:e>
+              <m:sub>
+                <m:r>
+                  <w:rPr>
+                    <w:rFonts w:ascii="Cambria Math" w:hAnsi="Cambria Math"/>
+                  </w:rPr>
+                  <m:t>t-12</m:t>
+                </m:r>
+              </m:sub>
+            </m:sSub>
+          </m:den>
+        </m:f>
+        <m:r>
+          <w:rPr>
+            <w:rFonts w:ascii="Cambria Math" w:hAnsi="Cambria Math"/>
+          </w:rPr>
+          <m:t>×100</m:t>
+        </m:r>
+      </m:oMath>
+    </w:p>
+    <w:p>
+      <w:pPr>
+        <w:numPr>
+          <w:ilvl w:val="0"/>
+          <w:numId w:val="2"/>
+        </w:numPr>
+      </w:pPr>
+      <w:r>
+        <w:t>This measures how much prices rose compared to the same month one year earlier — the standard economic definition of inflation</w:t>
+      </w:r>
+    </w:p>
+    <w:p>
+      <w:pPr>
+        <w:numPr>
+          <w:ilvl w:val="0"/>
+          <w:numId w:val="2"/>
+        </w:numPr>
+      </w:pPr>
+      <w:r>
+        <w:rPr>
+          <w:b/>
+          <w:bCs/>
+        </w:rPr>
+        <w:t>Inflation regime label</w:t>
+      </w:r>
+      <w:r>
+        <w:t>: each month is classified as low (&lt; 2%), moderate (2–4%), or high (&gt; 4%) to enable categorical analysis later</w:t>
+      </w:r>
+    </w:p>
+    <w:p>
+      <w:r>
+        <w:rPr>
+          <w:b/>
+          <w:bCs/>
+        </w:rPr>
+        <w:t>How it is stored:</w:t>
+      </w:r>
+    </w:p>
+    <w:p>
+      <w:pPr>
+        <w:numPr>
+          <w:ilvl w:val="0"/>
+          <w:numId w:val="3"/>
+        </w:numPr>
+      </w:pPr>
+      <w:r>
+        <w:t>Saved as data/raw/cpi_inflation_regimes.parquet</w:t>
+      </w:r>
+    </w:p>
+    <w:p>
+      <w:pPr>
+        <w:numPr>
+          <w:ilvl w:val="0"/>
+          <w:numId w:val="3"/>
+        </w:numPr>
+      </w:pPr>
+      <w:r>
+        <w:t>Parquet format preserves date types and is natively readable by DuckDB in the merge step</w:t>
+      </w:r>
+    </w:p>
     <w:p/>
+    <w:p/>
+    <w:p>
+      <w:pPr>
+        <w:rPr>
+          <w:lang w:val="nl-BE"/>
+        </w:rPr>
+      </w:pPr>
+      <w:r>
+        <w:rPr>
+          <w:lang w:val="nl-BE"/>
+        </w:rPr>
+        <w:t xml:space="preserve">STEP 2: </w:t>
+      </w:r>
+      <w:r>
+        <w:rPr>
+          <w:lang w:val="nl-BE"/>
+        </w:rPr>
+        <w:t>ETF’s</w:t>
+      </w:r>
+    </w:p>
+    <w:p>
+      <w:r>
+        <w:rPr>
+          <w:b/>
+          <w:bCs/>
+        </w:rPr>
+        <w:t>What we collected:</w:t>
+      </w:r>
+    </w:p>
+    <w:p>
+      <w:pPr>
+        <w:numPr>
+          <w:ilvl w:val="0"/>
+          <w:numId w:val="4"/>
+        </w:numPr>
+      </w:pPr>
+      <w:r>
+        <w:t>Source: </w:t>
+      </w:r>
+      <w:r>
+        <w:rPr>
+          <w:b/>
+          <w:bCs/>
+        </w:rPr>
+        <w:t>Yahoo Finance</w:t>
+      </w:r>
+      <w:r>
+        <w:t> via the yfinance Python library</w:t>
+      </w:r>
+    </w:p>
+    <w:p>
+      <w:pPr>
+        <w:numPr>
+          <w:ilvl w:val="0"/>
+          <w:numId w:val="4"/>
+        </w:numPr>
+      </w:pPr>
+      <w:r>
+        <w:t>Data: Monthly adjusted closing prices for </w:t>
+      </w:r>
+      <w:r>
+        <w:rPr>
+          <w:b/>
+          <w:bCs/>
+        </w:rPr>
+        <w:t>9 SPDR sector ETFs</w:t>
+      </w:r>
+      <w:r>
+        <w:t> from </w:t>
+      </w:r>
+      <w:r>
+        <w:rPr>
+          <w:b/>
+          <w:bCs/>
+        </w:rPr>
+        <w:t>January 2004 to present</w:t>
+      </w:r>
+    </w:p>
+    <w:p>
+      <w:pPr>
+        <w:numPr>
+          <w:ilvl w:val="0"/>
+          <w:numId w:val="4"/>
+        </w:numPr>
+      </w:pPr>
+      <w:r>
+        <w:t>auto_adjust=True corrects prices for dividends and stock splits, ensuring comparability across time</w:t>
+      </w:r>
+    </w:p>
+    <w:p>
+      <w:r>
+        <w:rPr>
+          <w:b/>
+          <w:bCs/>
+        </w:rPr>
+        <w:t>Why these 9 ETFs:</w:t>
+      </w:r>
+    </w:p>
+    <w:p>
+      <w:pPr>
+        <w:numPr>
+          <w:ilvl w:val="0"/>
+          <w:numId w:val="5"/>
+        </w:numPr>
+      </w:pPr>
+      <w:r>
+        <w:lastRenderedPageBreak/>
+        <w:t>These are the 9 SPDR sector ETFs with </w:t>
+      </w:r>
+      <w:r>
+        <w:rPr>
+          <w:b/>
+          <w:bCs/>
+        </w:rPr>
+        <w:t>complete data going back to 2004</w:t>
+      </w:r>
+      <w:r>
+        <w:t>, covering the full US equity market by sector</w:t>
+      </w:r>
+    </w:p>
+    <w:p>
+      <w:pPr>
+        <w:numPr>
+          <w:ilvl w:val="0"/>
+          <w:numId w:val="5"/>
+        </w:numPr>
+      </w:pPr>
+      <w:r>
+        <w:t>XLRE (Real Estate, available from 2015) and XLC (Communication Services, available from 2018) were excluded because their shorter history would prevent alignment with the full Google Trends dataset</w:t>
+      </w:r>
+    </w:p>
+    <w:p>
+      <w:pPr>
+        <w:numPr>
+          <w:ilvl w:val="0"/>
+          <w:numId w:val="5"/>
+        </w:numPr>
+      </w:pPr>
+      <w:r>
+        <w:t>The 9 selected sectors span three distinct inflation sensitivity tiers — </w:t>
+      </w:r>
+      <w:r>
+        <w:rPr>
+          <w:b/>
+          <w:bCs/>
+        </w:rPr>
+        <w:t>high</w:t>
+      </w:r>
+      <w:r>
+        <w:t> (XLE, XLB, XLU), </w:t>
+      </w:r>
+      <w:r>
+        <w:rPr>
+          <w:b/>
+          <w:bCs/>
+        </w:rPr>
+        <w:t>medium</w:t>
+      </w:r>
+      <w:r>
+        <w:t> (XLF, XLI, XLP) and </w:t>
+      </w:r>
+      <w:r>
+        <w:rPr>
+          <w:b/>
+          <w:bCs/>
+        </w:rPr>
+        <w:t>low</w:t>
+      </w:r>
+      <w:r>
+        <w:t> (XLK, XLV, XLY) — which allows us to test whether inflation and search interest predict returns differently across these groups</w:t>
+      </w:r>
+    </w:p>
+    <w:p>
+      <w:r>
+        <w:rPr>
+          <w:b/>
+          <w:bCs/>
+        </w:rPr>
+        <w:t>What we computed:</w:t>
+      </w:r>
+    </w:p>
+    <w:p>
+      <w:pPr>
+        <w:numPr>
+          <w:ilvl w:val="0"/>
+          <w:numId w:val="6"/>
+        </w:numPr>
+      </w:pPr>
+      <w:r>
+        <w:t>Monthly percentage return per sector: </w:t>
+      </w:r>
+      <m:oMath>
+        <m:sSub>
+          <m:sSubPr>
+            <m:ctrlPr>
+              <w:rPr>
+                <w:rFonts w:ascii="Cambria Math" w:hAnsi="Cambria Math"/>
+              </w:rPr>
+            </m:ctrlPr>
+          </m:sSubPr>
+          <m:e>
+            <m:r>
+              <m:rPr>
+                <m:nor/>
+              </m:rPr>
+              <m:t>return</m:t>
+            </m:r>
+          </m:e>
+          <m:sub>
+            <m:r>
+              <w:rPr>
+                <w:rFonts w:ascii="Cambria Math" w:hAnsi="Cambria Math"/>
+              </w:rPr>
+              <m:t>t</m:t>
+            </m:r>
+          </m:sub>
+        </m:sSub>
+        <m:r>
+          <w:rPr>
+            <w:rFonts w:ascii="Cambria Math" w:hAnsi="Cambria Math"/>
+          </w:rPr>
+          <m:t>=</m:t>
+        </m:r>
+        <m:f>
+          <m:fPr>
+            <m:ctrlPr>
+              <w:rPr>
+                <w:rFonts w:ascii="Cambria Math" w:hAnsi="Cambria Math"/>
+              </w:rPr>
+            </m:ctrlPr>
+          </m:fPr>
+          <m:num>
+            <m:sSub>
+              <m:sSubPr>
+                <m:ctrlPr>
+                  <w:rPr>
+                    <w:rFonts w:ascii="Cambria Math" w:hAnsi="Cambria Math"/>
+                  </w:rPr>
+                </m:ctrlPr>
+              </m:sSubPr>
+              <m:e>
+                <m:r>
+                  <w:rPr>
+                    <w:rFonts w:ascii="Cambria Math" w:hAnsi="Cambria Math"/>
+                  </w:rPr>
+                  <m:t>P</m:t>
+                </m:r>
+              </m:e>
+              <m:sub>
+                <m:r>
+                  <w:rPr>
+                    <w:rFonts w:ascii="Cambria Math" w:hAnsi="Cambria Math"/>
+                  </w:rPr>
+                  <m:t>t</m:t>
+                </m:r>
+              </m:sub>
+            </m:sSub>
+            <m:r>
+              <w:rPr>
+                <w:rFonts w:ascii="Cambria Math" w:hAnsi="Cambria Math"/>
+              </w:rPr>
+              <m:t>-</m:t>
+            </m:r>
+            <m:sSub>
+              <m:sSubPr>
+                <m:ctrlPr>
+                  <w:rPr>
+                    <w:rFonts w:ascii="Cambria Math" w:hAnsi="Cambria Math"/>
+                  </w:rPr>
+                </m:ctrlPr>
+              </m:sSubPr>
+              <m:e>
+                <m:r>
+                  <w:rPr>
+                    <w:rFonts w:ascii="Cambria Math" w:hAnsi="Cambria Math"/>
+                  </w:rPr>
+                  <m:t>P</m:t>
+                </m:r>
+              </m:e>
+              <m:sub>
+                <m:r>
+                  <w:rPr>
+                    <w:rFonts w:ascii="Cambria Math" w:hAnsi="Cambria Math"/>
+                  </w:rPr>
+                  <m:t>t-1</m:t>
+                </m:r>
+              </m:sub>
+            </m:sSub>
+          </m:num>
+          <m:den>
+            <m:sSub>
+              <m:sSubPr>
+                <m:ctrlPr>
+                  <w:rPr>
+                    <w:rFonts w:ascii="Cambria Math" w:hAnsi="Cambria Math"/>
+                  </w:rPr>
+                </m:ctrlPr>
+              </m:sSubPr>
+              <m:e>
+                <m:r>
+                  <w:rPr>
+                    <w:rFonts w:ascii="Cambria Math" w:hAnsi="Cambria Math"/>
+                  </w:rPr>
+                  <m:t>P</m:t>
+                </m:r>
+              </m:e>
+              <m:sub>
+                <m:r>
+                  <w:rPr>
+                    <w:rFonts w:ascii="Cambria Math" w:hAnsi="Cambria Math"/>
+                  </w:rPr>
+                  <m:t>t-1</m:t>
+                </m:r>
+              </m:sub>
+            </m:sSub>
+          </m:den>
+        </m:f>
+        <m:r>
+          <w:rPr>
+            <w:rFonts w:ascii="Cambria Math" w:hAnsi="Cambria Math"/>
+          </w:rPr>
+          <m:t>×100</m:t>
+        </m:r>
+      </m:oMath>
+    </w:p>
+    <w:p>
+      <w:pPr>
+        <w:numPr>
+          <w:ilvl w:val="0"/>
+          <w:numId w:val="6"/>
+        </w:numPr>
+      </w:pPr>
+      <w:r>
+        <w:t>The first row is dropped because there is no prior month available to compute a return</w:t>
+      </w:r>
+    </w:p>
+    <w:p>
+      <w:r>
+        <w:rPr>
+          <w:b/>
+          <w:bCs/>
+        </w:rPr>
+        <w:t>How it is stored:</w:t>
+      </w:r>
+    </w:p>
+    <w:p>
+      <w:pPr>
+        <w:numPr>
+          <w:ilvl w:val="0"/>
+          <w:numId w:val="7"/>
+        </w:numPr>
+      </w:pPr>
+      <w:r>
+        <w:t>Saved as data/raw/spdr_sector_monthly_returns.parquet</w:t>
+      </w:r>
+    </w:p>
+    <w:p>
+      <w:pPr>
+        <w:numPr>
+          <w:ilvl w:val="0"/>
+          <w:numId w:val="7"/>
+        </w:numPr>
+      </w:pPr>
+      <w:r>
+        <w:t>Uses the same DATE column format (YYYY-MM-DD) as the FRED output to enable a clean join in the processing step</w:t>
+      </w:r>
+    </w:p>
+    <w:p>
+      <w:pPr>
+        <w:rPr>
+          <w:lang w:val="nl-BE"/>
+        </w:rPr>
+      </w:pPr>
+    </w:p>
+    <w:p>
+      <w:pPr>
+        <w:rPr>
+          <w:lang w:val="nl-BE"/>
+        </w:rPr>
+      </w:pPr>
+    </w:p>
+    <w:p>
+      <w:pPr>
+        <w:rPr>
+          <w:lang w:val="nl-BE"/>
+        </w:rPr>
+      </w:pPr>
+    </w:p>
     <w:sectPr>
       <w:pgSz w:w="11906" w:h="16838"/>
       <w:pgMar w:top="1440" w:right="1440" w:bottom="1440" w:left="1440" w:header="708" w:footer="708" w:gutter="0"/>
@@ -11,6 +719,1075 @@
     </w:sectPr>
   </w:body>
 </w:document>
+</file>
+
+<file path=word/numbering.xml><?xml version="1.0" encoding="utf-8"?>
+<w:numbering xmlns:wpc="http://schemas.microsoft.com/office/word/2010/wordprocessingCanvas" xmlns:cx="http://schemas.microsoft.com/office/drawing/2014/chartex" xmlns:cx1="http://schemas.microsoft.com/office/drawing/2015/9/8/chartex" xmlns:cx2="http://schemas.microsoft.com/office/drawing/2015/10/21/chartex" xmlns:cx3="http://schemas.microsoft.com/office/drawing/2016/5/9/chartex" xmlns:cx4="http://schemas.microsoft.com/office/drawing/2016/5/10/chartex" xmlns:cx5="http://schemas.microsoft.com/office/drawing/2016/5/11/chartex" xmlns:cx6="http://schemas.microsoft.com/office/drawing/2016/5/12/chartex" xmlns:cx7="http://schemas.microsoft.com/office/drawing/2016/5/13/chartex" xmlns:cx8="http://schemas.microsoft.com/office/drawing/2016/5/14/chartex" xmlns:mc="http://schemas.openxmlformats.org/markup-compatibility/2006" xmlns:aink="http://schemas.microsoft.com/office/drawing/2016/ink" xmlns:am3d="http://schemas.microsoft.com/office/drawing/2017/model3d" xmlns:o="urn:schemas-microsoft-com:office:office" xmlns:oel="http://schemas.microsoft.com/office/2019/extlst" xmlns:r="http://schemas.openxmlformats.org/officeDocument/2006/relationships" xmlns:m="http://schemas.openxmlformats.org/officeDocument/2006/math" xmlns:v="urn:schemas-microsoft-com:vml" xmlns:wp14="http://schemas.microsoft.com/office/word/2010/wordprocessingDrawing" xmlns:wp="http://schemas.openxmlformats.org/drawingml/2006/wordprocessingDrawing" xmlns:w10="urn:schemas-microsoft-com:office:word" xmlns:w="http://schemas.openxmlformats.org/wordprocessingml/2006/main" xmlns:w14="http://schemas.microsoft.com/office/word/2010/wordml" xmlns:w15="http://schemas.microsoft.com/office/word/2012/wordml" xmlns:w16cex="http://schemas.microsoft.com/office/word/2018/wordml/cex" xmlns:w16cid="http://schemas.microsoft.com/office/word/2016/wordml/cid" xmlns:w16="http://schemas.microsoft.com/office/word/2018/wordml" xmlns:w16du="http://schemas.microsoft.com/office/word/2023/wordml/word16du" xmlns:w16sdtdh="http://schemas.microsoft.com/office/word/2020/wordml/sdtdatahash" xmlns:w16sdtfl="http://schemas.microsoft.com/office/word/2024/wordml/sdtformatlock" xmlns:w16se="http://schemas.microsoft.com/office/word/2015/wordml/symex" xmlns:wpg="http://schemas.microsoft.com/office/word/2010/wordprocessingGroup" xmlns:wpi="http://schemas.microsoft.com/office/word/2010/wordprocessingInk" xmlns:wne="http://schemas.microsoft.com/office/word/2006/wordml" xmlns:wps="http://schemas.microsoft.com/office/word/2010/wordprocessingShape" mc:Ignorable="w14 w15 w16se w16cid w16 w16cex w16sdtdh w16sdtfl w16du wp14">
+  <w:abstractNum w:abstractNumId="0" w15:restartNumberingAfterBreak="0">
+    <w:nsid w:val="1E850AAD"/>
+    <w:multiLevelType w:val="multilevel"/>
+    <w:tmpl w:val="7B387314"/>
+    <w:lvl w:ilvl="0">
+      <w:start w:val="1"/>
+      <w:numFmt w:val="bullet"/>
+      <w:lvlText w:val=""/>
+      <w:lvlJc w:val="left"/>
+      <w:pPr>
+        <w:tabs>
+          <w:tab w:val="num" w:pos="720"/>
+        </w:tabs>
+        <w:ind w:left="720" w:hanging="360"/>
+      </w:pPr>
+      <w:rPr>
+        <w:rFonts w:ascii="Symbol" w:hAnsi="Symbol" w:hint="default"/>
+        <w:sz w:val="20"/>
+      </w:rPr>
+    </w:lvl>
+    <w:lvl w:ilvl="1" w:tentative="1">
+      <w:start w:val="1"/>
+      <w:numFmt w:val="bullet"/>
+      <w:lvlText w:val=""/>
+      <w:lvlJc w:val="left"/>
+      <w:pPr>
+        <w:tabs>
+          <w:tab w:val="num" w:pos="1440"/>
+        </w:tabs>
+        <w:ind w:left="1440" w:hanging="360"/>
+      </w:pPr>
+      <w:rPr>
+        <w:rFonts w:ascii="Symbol" w:hAnsi="Symbol" w:hint="default"/>
+        <w:sz w:val="20"/>
+      </w:rPr>
+    </w:lvl>
+    <w:lvl w:ilvl="2" w:tentative="1">
+      <w:start w:val="1"/>
+      <w:numFmt w:val="bullet"/>
+      <w:lvlText w:val=""/>
+      <w:lvlJc w:val="left"/>
+      <w:pPr>
+        <w:tabs>
+          <w:tab w:val="num" w:pos="2160"/>
+        </w:tabs>
+        <w:ind w:left="2160" w:hanging="360"/>
+      </w:pPr>
+      <w:rPr>
+        <w:rFonts w:ascii="Symbol" w:hAnsi="Symbol" w:hint="default"/>
+        <w:sz w:val="20"/>
+      </w:rPr>
+    </w:lvl>
+    <w:lvl w:ilvl="3" w:tentative="1">
+      <w:start w:val="1"/>
+      <w:numFmt w:val="bullet"/>
+      <w:lvlText w:val=""/>
+      <w:lvlJc w:val="left"/>
+      <w:pPr>
+        <w:tabs>
+          <w:tab w:val="num" w:pos="2880"/>
+        </w:tabs>
+        <w:ind w:left="2880" w:hanging="360"/>
+      </w:pPr>
+      <w:rPr>
+        <w:rFonts w:ascii="Symbol" w:hAnsi="Symbol" w:hint="default"/>
+        <w:sz w:val="20"/>
+      </w:rPr>
+    </w:lvl>
+    <w:lvl w:ilvl="4" w:tentative="1">
+      <w:start w:val="1"/>
+      <w:numFmt w:val="bullet"/>
+      <w:lvlText w:val=""/>
+      <w:lvlJc w:val="left"/>
+      <w:pPr>
+        <w:tabs>
+          <w:tab w:val="num" w:pos="3600"/>
+        </w:tabs>
+        <w:ind w:left="3600" w:hanging="360"/>
+      </w:pPr>
+      <w:rPr>
+        <w:rFonts w:ascii="Symbol" w:hAnsi="Symbol" w:hint="default"/>
+        <w:sz w:val="20"/>
+      </w:rPr>
+    </w:lvl>
+    <w:lvl w:ilvl="5" w:tentative="1">
+      <w:start w:val="1"/>
+      <w:numFmt w:val="bullet"/>
+      <w:lvlText w:val=""/>
+      <w:lvlJc w:val="left"/>
+      <w:pPr>
+        <w:tabs>
+          <w:tab w:val="num" w:pos="4320"/>
+        </w:tabs>
+        <w:ind w:left="4320" w:hanging="360"/>
+      </w:pPr>
+      <w:rPr>
+        <w:rFonts w:ascii="Symbol" w:hAnsi="Symbol" w:hint="default"/>
+        <w:sz w:val="20"/>
+      </w:rPr>
+    </w:lvl>
+    <w:lvl w:ilvl="6" w:tentative="1">
+      <w:start w:val="1"/>
+      <w:numFmt w:val="bullet"/>
+      <w:lvlText w:val=""/>
+      <w:lvlJc w:val="left"/>
+      <w:pPr>
+        <w:tabs>
+          <w:tab w:val="num" w:pos="5040"/>
+        </w:tabs>
+        <w:ind w:left="5040" w:hanging="360"/>
+      </w:pPr>
+      <w:rPr>
+        <w:rFonts w:ascii="Symbol" w:hAnsi="Symbol" w:hint="default"/>
+        <w:sz w:val="20"/>
+      </w:rPr>
+    </w:lvl>
+    <w:lvl w:ilvl="7" w:tentative="1">
+      <w:start w:val="1"/>
+      <w:numFmt w:val="bullet"/>
+      <w:lvlText w:val=""/>
+      <w:lvlJc w:val="left"/>
+      <w:pPr>
+        <w:tabs>
+          <w:tab w:val="num" w:pos="5760"/>
+        </w:tabs>
+        <w:ind w:left="5760" w:hanging="360"/>
+      </w:pPr>
+      <w:rPr>
+        <w:rFonts w:ascii="Symbol" w:hAnsi="Symbol" w:hint="default"/>
+        <w:sz w:val="20"/>
+      </w:rPr>
+    </w:lvl>
+    <w:lvl w:ilvl="8" w:tentative="1">
+      <w:start w:val="1"/>
+      <w:numFmt w:val="bullet"/>
+      <w:lvlText w:val=""/>
+      <w:lvlJc w:val="left"/>
+      <w:pPr>
+        <w:tabs>
+          <w:tab w:val="num" w:pos="6480"/>
+        </w:tabs>
+        <w:ind w:left="6480" w:hanging="360"/>
+      </w:pPr>
+      <w:rPr>
+        <w:rFonts w:ascii="Symbol" w:hAnsi="Symbol" w:hint="default"/>
+        <w:sz w:val="20"/>
+      </w:rPr>
+    </w:lvl>
+  </w:abstractNum>
+  <w:abstractNum w:abstractNumId="1" w15:restartNumberingAfterBreak="0">
+    <w:nsid w:val="24BE5305"/>
+    <w:multiLevelType w:val="multilevel"/>
+    <w:tmpl w:val="4B8E0218"/>
+    <w:lvl w:ilvl="0">
+      <w:start w:val="1"/>
+      <w:numFmt w:val="bullet"/>
+      <w:lvlText w:val=""/>
+      <w:lvlJc w:val="left"/>
+      <w:pPr>
+        <w:tabs>
+          <w:tab w:val="num" w:pos="720"/>
+        </w:tabs>
+        <w:ind w:left="720" w:hanging="360"/>
+      </w:pPr>
+      <w:rPr>
+        <w:rFonts w:ascii="Symbol" w:hAnsi="Symbol" w:hint="default"/>
+        <w:sz w:val="20"/>
+      </w:rPr>
+    </w:lvl>
+    <w:lvl w:ilvl="1" w:tentative="1">
+      <w:start w:val="1"/>
+      <w:numFmt w:val="bullet"/>
+      <w:lvlText w:val=""/>
+      <w:lvlJc w:val="left"/>
+      <w:pPr>
+        <w:tabs>
+          <w:tab w:val="num" w:pos="1440"/>
+        </w:tabs>
+        <w:ind w:left="1440" w:hanging="360"/>
+      </w:pPr>
+      <w:rPr>
+        <w:rFonts w:ascii="Symbol" w:hAnsi="Symbol" w:hint="default"/>
+        <w:sz w:val="20"/>
+      </w:rPr>
+    </w:lvl>
+    <w:lvl w:ilvl="2" w:tentative="1">
+      <w:start w:val="1"/>
+      <w:numFmt w:val="bullet"/>
+      <w:lvlText w:val=""/>
+      <w:lvlJc w:val="left"/>
+      <w:pPr>
+        <w:tabs>
+          <w:tab w:val="num" w:pos="2160"/>
+        </w:tabs>
+        <w:ind w:left="2160" w:hanging="360"/>
+      </w:pPr>
+      <w:rPr>
+        <w:rFonts w:ascii="Symbol" w:hAnsi="Symbol" w:hint="default"/>
+        <w:sz w:val="20"/>
+      </w:rPr>
+    </w:lvl>
+    <w:lvl w:ilvl="3" w:tentative="1">
+      <w:start w:val="1"/>
+      <w:numFmt w:val="bullet"/>
+      <w:lvlText w:val=""/>
+      <w:lvlJc w:val="left"/>
+      <w:pPr>
+        <w:tabs>
+          <w:tab w:val="num" w:pos="2880"/>
+        </w:tabs>
+        <w:ind w:left="2880" w:hanging="360"/>
+      </w:pPr>
+      <w:rPr>
+        <w:rFonts w:ascii="Symbol" w:hAnsi="Symbol" w:hint="default"/>
+        <w:sz w:val="20"/>
+      </w:rPr>
+    </w:lvl>
+    <w:lvl w:ilvl="4" w:tentative="1">
+      <w:start w:val="1"/>
+      <w:numFmt w:val="bullet"/>
+      <w:lvlText w:val=""/>
+      <w:lvlJc w:val="left"/>
+      <w:pPr>
+        <w:tabs>
+          <w:tab w:val="num" w:pos="3600"/>
+        </w:tabs>
+        <w:ind w:left="3600" w:hanging="360"/>
+      </w:pPr>
+      <w:rPr>
+        <w:rFonts w:ascii="Symbol" w:hAnsi="Symbol" w:hint="default"/>
+        <w:sz w:val="20"/>
+      </w:rPr>
+    </w:lvl>
+    <w:lvl w:ilvl="5" w:tentative="1">
+      <w:start w:val="1"/>
+      <w:numFmt w:val="bullet"/>
+      <w:lvlText w:val=""/>
+      <w:lvlJc w:val="left"/>
+      <w:pPr>
+        <w:tabs>
+          <w:tab w:val="num" w:pos="4320"/>
+        </w:tabs>
+        <w:ind w:left="4320" w:hanging="360"/>
+      </w:pPr>
+      <w:rPr>
+        <w:rFonts w:ascii="Symbol" w:hAnsi="Symbol" w:hint="default"/>
+        <w:sz w:val="20"/>
+      </w:rPr>
+    </w:lvl>
+    <w:lvl w:ilvl="6" w:tentative="1">
+      <w:start w:val="1"/>
+      <w:numFmt w:val="bullet"/>
+      <w:lvlText w:val=""/>
+      <w:lvlJc w:val="left"/>
+      <w:pPr>
+        <w:tabs>
+          <w:tab w:val="num" w:pos="5040"/>
+        </w:tabs>
+        <w:ind w:left="5040" w:hanging="360"/>
+      </w:pPr>
+      <w:rPr>
+        <w:rFonts w:ascii="Symbol" w:hAnsi="Symbol" w:hint="default"/>
+        <w:sz w:val="20"/>
+      </w:rPr>
+    </w:lvl>
+    <w:lvl w:ilvl="7" w:tentative="1">
+      <w:start w:val="1"/>
+      <w:numFmt w:val="bullet"/>
+      <w:lvlText w:val=""/>
+      <w:lvlJc w:val="left"/>
+      <w:pPr>
+        <w:tabs>
+          <w:tab w:val="num" w:pos="5760"/>
+        </w:tabs>
+        <w:ind w:left="5760" w:hanging="360"/>
+      </w:pPr>
+      <w:rPr>
+        <w:rFonts w:ascii="Symbol" w:hAnsi="Symbol" w:hint="default"/>
+        <w:sz w:val="20"/>
+      </w:rPr>
+    </w:lvl>
+    <w:lvl w:ilvl="8" w:tentative="1">
+      <w:start w:val="1"/>
+      <w:numFmt w:val="bullet"/>
+      <w:lvlText w:val=""/>
+      <w:lvlJc w:val="left"/>
+      <w:pPr>
+        <w:tabs>
+          <w:tab w:val="num" w:pos="6480"/>
+        </w:tabs>
+        <w:ind w:left="6480" w:hanging="360"/>
+      </w:pPr>
+      <w:rPr>
+        <w:rFonts w:ascii="Symbol" w:hAnsi="Symbol" w:hint="default"/>
+        <w:sz w:val="20"/>
+      </w:rPr>
+    </w:lvl>
+  </w:abstractNum>
+  <w:abstractNum w:abstractNumId="2" w15:restartNumberingAfterBreak="0">
+    <w:nsid w:val="264A2FA1"/>
+    <w:multiLevelType w:val="multilevel"/>
+    <w:tmpl w:val="FC8AF600"/>
+    <w:lvl w:ilvl="0">
+      <w:start w:val="1"/>
+      <w:numFmt w:val="bullet"/>
+      <w:lvlText w:val=""/>
+      <w:lvlJc w:val="left"/>
+      <w:pPr>
+        <w:tabs>
+          <w:tab w:val="num" w:pos="720"/>
+        </w:tabs>
+        <w:ind w:left="720" w:hanging="360"/>
+      </w:pPr>
+      <w:rPr>
+        <w:rFonts w:ascii="Symbol" w:hAnsi="Symbol" w:hint="default"/>
+        <w:sz w:val="20"/>
+      </w:rPr>
+    </w:lvl>
+    <w:lvl w:ilvl="1" w:tentative="1">
+      <w:start w:val="1"/>
+      <w:numFmt w:val="bullet"/>
+      <w:lvlText w:val=""/>
+      <w:lvlJc w:val="left"/>
+      <w:pPr>
+        <w:tabs>
+          <w:tab w:val="num" w:pos="1440"/>
+        </w:tabs>
+        <w:ind w:left="1440" w:hanging="360"/>
+      </w:pPr>
+      <w:rPr>
+        <w:rFonts w:ascii="Symbol" w:hAnsi="Symbol" w:hint="default"/>
+        <w:sz w:val="20"/>
+      </w:rPr>
+    </w:lvl>
+    <w:lvl w:ilvl="2" w:tentative="1">
+      <w:start w:val="1"/>
+      <w:numFmt w:val="bullet"/>
+      <w:lvlText w:val=""/>
+      <w:lvlJc w:val="left"/>
+      <w:pPr>
+        <w:tabs>
+          <w:tab w:val="num" w:pos="2160"/>
+        </w:tabs>
+        <w:ind w:left="2160" w:hanging="360"/>
+      </w:pPr>
+      <w:rPr>
+        <w:rFonts w:ascii="Symbol" w:hAnsi="Symbol" w:hint="default"/>
+        <w:sz w:val="20"/>
+      </w:rPr>
+    </w:lvl>
+    <w:lvl w:ilvl="3" w:tentative="1">
+      <w:start w:val="1"/>
+      <w:numFmt w:val="bullet"/>
+      <w:lvlText w:val=""/>
+      <w:lvlJc w:val="left"/>
+      <w:pPr>
+        <w:tabs>
+          <w:tab w:val="num" w:pos="2880"/>
+        </w:tabs>
+        <w:ind w:left="2880" w:hanging="360"/>
+      </w:pPr>
+      <w:rPr>
+        <w:rFonts w:ascii="Symbol" w:hAnsi="Symbol" w:hint="default"/>
+        <w:sz w:val="20"/>
+      </w:rPr>
+    </w:lvl>
+    <w:lvl w:ilvl="4" w:tentative="1">
+      <w:start w:val="1"/>
+      <w:numFmt w:val="bullet"/>
+      <w:lvlText w:val=""/>
+      <w:lvlJc w:val="left"/>
+      <w:pPr>
+        <w:tabs>
+          <w:tab w:val="num" w:pos="3600"/>
+        </w:tabs>
+        <w:ind w:left="3600" w:hanging="360"/>
+      </w:pPr>
+      <w:rPr>
+        <w:rFonts w:ascii="Symbol" w:hAnsi="Symbol" w:hint="default"/>
+        <w:sz w:val="20"/>
+      </w:rPr>
+    </w:lvl>
+    <w:lvl w:ilvl="5" w:tentative="1">
+      <w:start w:val="1"/>
+      <w:numFmt w:val="bullet"/>
+      <w:lvlText w:val=""/>
+      <w:lvlJc w:val="left"/>
+      <w:pPr>
+        <w:tabs>
+          <w:tab w:val="num" w:pos="4320"/>
+        </w:tabs>
+        <w:ind w:left="4320" w:hanging="360"/>
+      </w:pPr>
+      <w:rPr>
+        <w:rFonts w:ascii="Symbol" w:hAnsi="Symbol" w:hint="default"/>
+        <w:sz w:val="20"/>
+      </w:rPr>
+    </w:lvl>
+    <w:lvl w:ilvl="6" w:tentative="1">
+      <w:start w:val="1"/>
+      <w:numFmt w:val="bullet"/>
+      <w:lvlText w:val=""/>
+      <w:lvlJc w:val="left"/>
+      <w:pPr>
+        <w:tabs>
+          <w:tab w:val="num" w:pos="5040"/>
+        </w:tabs>
+        <w:ind w:left="5040" w:hanging="360"/>
+      </w:pPr>
+      <w:rPr>
+        <w:rFonts w:ascii="Symbol" w:hAnsi="Symbol" w:hint="default"/>
+        <w:sz w:val="20"/>
+      </w:rPr>
+    </w:lvl>
+    <w:lvl w:ilvl="7" w:tentative="1">
+      <w:start w:val="1"/>
+      <w:numFmt w:val="bullet"/>
+      <w:lvlText w:val=""/>
+      <w:lvlJc w:val="left"/>
+      <w:pPr>
+        <w:tabs>
+          <w:tab w:val="num" w:pos="5760"/>
+        </w:tabs>
+        <w:ind w:left="5760" w:hanging="360"/>
+      </w:pPr>
+      <w:rPr>
+        <w:rFonts w:ascii="Symbol" w:hAnsi="Symbol" w:hint="default"/>
+        <w:sz w:val="20"/>
+      </w:rPr>
+    </w:lvl>
+    <w:lvl w:ilvl="8" w:tentative="1">
+      <w:start w:val="1"/>
+      <w:numFmt w:val="bullet"/>
+      <w:lvlText w:val=""/>
+      <w:lvlJc w:val="left"/>
+      <w:pPr>
+        <w:tabs>
+          <w:tab w:val="num" w:pos="6480"/>
+        </w:tabs>
+        <w:ind w:left="6480" w:hanging="360"/>
+      </w:pPr>
+      <w:rPr>
+        <w:rFonts w:ascii="Symbol" w:hAnsi="Symbol" w:hint="default"/>
+        <w:sz w:val="20"/>
+      </w:rPr>
+    </w:lvl>
+  </w:abstractNum>
+  <w:abstractNum w:abstractNumId="3" w15:restartNumberingAfterBreak="0">
+    <w:nsid w:val="3A7B5212"/>
+    <w:multiLevelType w:val="multilevel"/>
+    <w:tmpl w:val="9582FFAA"/>
+    <w:lvl w:ilvl="0">
+      <w:start w:val="1"/>
+      <w:numFmt w:val="bullet"/>
+      <w:lvlText w:val=""/>
+      <w:lvlJc w:val="left"/>
+      <w:pPr>
+        <w:tabs>
+          <w:tab w:val="num" w:pos="720"/>
+        </w:tabs>
+        <w:ind w:left="720" w:hanging="360"/>
+      </w:pPr>
+      <w:rPr>
+        <w:rFonts w:ascii="Symbol" w:hAnsi="Symbol" w:hint="default"/>
+        <w:sz w:val="20"/>
+      </w:rPr>
+    </w:lvl>
+    <w:lvl w:ilvl="1" w:tentative="1">
+      <w:start w:val="1"/>
+      <w:numFmt w:val="bullet"/>
+      <w:lvlText w:val=""/>
+      <w:lvlJc w:val="left"/>
+      <w:pPr>
+        <w:tabs>
+          <w:tab w:val="num" w:pos="1440"/>
+        </w:tabs>
+        <w:ind w:left="1440" w:hanging="360"/>
+      </w:pPr>
+      <w:rPr>
+        <w:rFonts w:ascii="Symbol" w:hAnsi="Symbol" w:hint="default"/>
+        <w:sz w:val="20"/>
+      </w:rPr>
+    </w:lvl>
+    <w:lvl w:ilvl="2" w:tentative="1">
+      <w:start w:val="1"/>
+      <w:numFmt w:val="bullet"/>
+      <w:lvlText w:val=""/>
+      <w:lvlJc w:val="left"/>
+      <w:pPr>
+        <w:tabs>
+          <w:tab w:val="num" w:pos="2160"/>
+        </w:tabs>
+        <w:ind w:left="2160" w:hanging="360"/>
+      </w:pPr>
+      <w:rPr>
+        <w:rFonts w:ascii="Symbol" w:hAnsi="Symbol" w:hint="default"/>
+        <w:sz w:val="20"/>
+      </w:rPr>
+    </w:lvl>
+    <w:lvl w:ilvl="3" w:tentative="1">
+      <w:start w:val="1"/>
+      <w:numFmt w:val="bullet"/>
+      <w:lvlText w:val=""/>
+      <w:lvlJc w:val="left"/>
+      <w:pPr>
+        <w:tabs>
+          <w:tab w:val="num" w:pos="2880"/>
+        </w:tabs>
+        <w:ind w:left="2880" w:hanging="360"/>
+      </w:pPr>
+      <w:rPr>
+        <w:rFonts w:ascii="Symbol" w:hAnsi="Symbol" w:hint="default"/>
+        <w:sz w:val="20"/>
+      </w:rPr>
+    </w:lvl>
+    <w:lvl w:ilvl="4" w:tentative="1">
+      <w:start w:val="1"/>
+      <w:numFmt w:val="bullet"/>
+      <w:lvlText w:val=""/>
+      <w:lvlJc w:val="left"/>
+      <w:pPr>
+        <w:tabs>
+          <w:tab w:val="num" w:pos="3600"/>
+        </w:tabs>
+        <w:ind w:left="3600" w:hanging="360"/>
+      </w:pPr>
+      <w:rPr>
+        <w:rFonts w:ascii="Symbol" w:hAnsi="Symbol" w:hint="default"/>
+        <w:sz w:val="20"/>
+      </w:rPr>
+    </w:lvl>
+    <w:lvl w:ilvl="5" w:tentative="1">
+      <w:start w:val="1"/>
+      <w:numFmt w:val="bullet"/>
+      <w:lvlText w:val=""/>
+      <w:lvlJc w:val="left"/>
+      <w:pPr>
+        <w:tabs>
+          <w:tab w:val="num" w:pos="4320"/>
+        </w:tabs>
+        <w:ind w:left="4320" w:hanging="360"/>
+      </w:pPr>
+      <w:rPr>
+        <w:rFonts w:ascii="Symbol" w:hAnsi="Symbol" w:hint="default"/>
+        <w:sz w:val="20"/>
+      </w:rPr>
+    </w:lvl>
+    <w:lvl w:ilvl="6" w:tentative="1">
+      <w:start w:val="1"/>
+      <w:numFmt w:val="bullet"/>
+      <w:lvlText w:val=""/>
+      <w:lvlJc w:val="left"/>
+      <w:pPr>
+        <w:tabs>
+          <w:tab w:val="num" w:pos="5040"/>
+        </w:tabs>
+        <w:ind w:left="5040" w:hanging="360"/>
+      </w:pPr>
+      <w:rPr>
+        <w:rFonts w:ascii="Symbol" w:hAnsi="Symbol" w:hint="default"/>
+        <w:sz w:val="20"/>
+      </w:rPr>
+    </w:lvl>
+    <w:lvl w:ilvl="7" w:tentative="1">
+      <w:start w:val="1"/>
+      <w:numFmt w:val="bullet"/>
+      <w:lvlText w:val=""/>
+      <w:lvlJc w:val="left"/>
+      <w:pPr>
+        <w:tabs>
+          <w:tab w:val="num" w:pos="5760"/>
+        </w:tabs>
+        <w:ind w:left="5760" w:hanging="360"/>
+      </w:pPr>
+      <w:rPr>
+        <w:rFonts w:ascii="Symbol" w:hAnsi="Symbol" w:hint="default"/>
+        <w:sz w:val="20"/>
+      </w:rPr>
+    </w:lvl>
+    <w:lvl w:ilvl="8" w:tentative="1">
+      <w:start w:val="1"/>
+      <w:numFmt w:val="bullet"/>
+      <w:lvlText w:val=""/>
+      <w:lvlJc w:val="left"/>
+      <w:pPr>
+        <w:tabs>
+          <w:tab w:val="num" w:pos="6480"/>
+        </w:tabs>
+        <w:ind w:left="6480" w:hanging="360"/>
+      </w:pPr>
+      <w:rPr>
+        <w:rFonts w:ascii="Symbol" w:hAnsi="Symbol" w:hint="default"/>
+        <w:sz w:val="20"/>
+      </w:rPr>
+    </w:lvl>
+  </w:abstractNum>
+  <w:abstractNum w:abstractNumId="4" w15:restartNumberingAfterBreak="0">
+    <w:nsid w:val="4EDA576E"/>
+    <w:multiLevelType w:val="multilevel"/>
+    <w:tmpl w:val="C9509A4C"/>
+    <w:lvl w:ilvl="0">
+      <w:start w:val="1"/>
+      <w:numFmt w:val="bullet"/>
+      <w:lvlText w:val=""/>
+      <w:lvlJc w:val="left"/>
+      <w:pPr>
+        <w:tabs>
+          <w:tab w:val="num" w:pos="720"/>
+        </w:tabs>
+        <w:ind w:left="720" w:hanging="360"/>
+      </w:pPr>
+      <w:rPr>
+        <w:rFonts w:ascii="Symbol" w:hAnsi="Symbol" w:hint="default"/>
+        <w:sz w:val="20"/>
+      </w:rPr>
+    </w:lvl>
+    <w:lvl w:ilvl="1" w:tentative="1">
+      <w:start w:val="1"/>
+      <w:numFmt w:val="bullet"/>
+      <w:lvlText w:val=""/>
+      <w:lvlJc w:val="left"/>
+      <w:pPr>
+        <w:tabs>
+          <w:tab w:val="num" w:pos="1440"/>
+        </w:tabs>
+        <w:ind w:left="1440" w:hanging="360"/>
+      </w:pPr>
+      <w:rPr>
+        <w:rFonts w:ascii="Symbol" w:hAnsi="Symbol" w:hint="default"/>
+        <w:sz w:val="20"/>
+      </w:rPr>
+    </w:lvl>
+    <w:lvl w:ilvl="2" w:tentative="1">
+      <w:start w:val="1"/>
+      <w:numFmt w:val="bullet"/>
+      <w:lvlText w:val=""/>
+      <w:lvlJc w:val="left"/>
+      <w:pPr>
+        <w:tabs>
+          <w:tab w:val="num" w:pos="2160"/>
+        </w:tabs>
+        <w:ind w:left="2160" w:hanging="360"/>
+      </w:pPr>
+      <w:rPr>
+        <w:rFonts w:ascii="Symbol" w:hAnsi="Symbol" w:hint="default"/>
+        <w:sz w:val="20"/>
+      </w:rPr>
+    </w:lvl>
+    <w:lvl w:ilvl="3" w:tentative="1">
+      <w:start w:val="1"/>
+      <w:numFmt w:val="bullet"/>
+      <w:lvlText w:val=""/>
+      <w:lvlJc w:val="left"/>
+      <w:pPr>
+        <w:tabs>
+          <w:tab w:val="num" w:pos="2880"/>
+        </w:tabs>
+        <w:ind w:left="2880" w:hanging="360"/>
+      </w:pPr>
+      <w:rPr>
+        <w:rFonts w:ascii="Symbol" w:hAnsi="Symbol" w:hint="default"/>
+        <w:sz w:val="20"/>
+      </w:rPr>
+    </w:lvl>
+    <w:lvl w:ilvl="4" w:tentative="1">
+      <w:start w:val="1"/>
+      <w:numFmt w:val="bullet"/>
+      <w:lvlText w:val=""/>
+      <w:lvlJc w:val="left"/>
+      <w:pPr>
+        <w:tabs>
+          <w:tab w:val="num" w:pos="3600"/>
+        </w:tabs>
+        <w:ind w:left="3600" w:hanging="360"/>
+      </w:pPr>
+      <w:rPr>
+        <w:rFonts w:ascii="Symbol" w:hAnsi="Symbol" w:hint="default"/>
+        <w:sz w:val="20"/>
+      </w:rPr>
+    </w:lvl>
+    <w:lvl w:ilvl="5" w:tentative="1">
+      <w:start w:val="1"/>
+      <w:numFmt w:val="bullet"/>
+      <w:lvlText w:val=""/>
+      <w:lvlJc w:val="left"/>
+      <w:pPr>
+        <w:tabs>
+          <w:tab w:val="num" w:pos="4320"/>
+        </w:tabs>
+        <w:ind w:left="4320" w:hanging="360"/>
+      </w:pPr>
+      <w:rPr>
+        <w:rFonts w:ascii="Symbol" w:hAnsi="Symbol" w:hint="default"/>
+        <w:sz w:val="20"/>
+      </w:rPr>
+    </w:lvl>
+    <w:lvl w:ilvl="6" w:tentative="1">
+      <w:start w:val="1"/>
+      <w:numFmt w:val="bullet"/>
+      <w:lvlText w:val=""/>
+      <w:lvlJc w:val="left"/>
+      <w:pPr>
+        <w:tabs>
+          <w:tab w:val="num" w:pos="5040"/>
+        </w:tabs>
+        <w:ind w:left="5040" w:hanging="360"/>
+      </w:pPr>
+      <w:rPr>
+        <w:rFonts w:ascii="Symbol" w:hAnsi="Symbol" w:hint="default"/>
+        <w:sz w:val="20"/>
+      </w:rPr>
+    </w:lvl>
+    <w:lvl w:ilvl="7" w:tentative="1">
+      <w:start w:val="1"/>
+      <w:numFmt w:val="bullet"/>
+      <w:lvlText w:val=""/>
+      <w:lvlJc w:val="left"/>
+      <w:pPr>
+        <w:tabs>
+          <w:tab w:val="num" w:pos="5760"/>
+        </w:tabs>
+        <w:ind w:left="5760" w:hanging="360"/>
+      </w:pPr>
+      <w:rPr>
+        <w:rFonts w:ascii="Symbol" w:hAnsi="Symbol" w:hint="default"/>
+        <w:sz w:val="20"/>
+      </w:rPr>
+    </w:lvl>
+    <w:lvl w:ilvl="8" w:tentative="1">
+      <w:start w:val="1"/>
+      <w:numFmt w:val="bullet"/>
+      <w:lvlText w:val=""/>
+      <w:lvlJc w:val="left"/>
+      <w:pPr>
+        <w:tabs>
+          <w:tab w:val="num" w:pos="6480"/>
+        </w:tabs>
+        <w:ind w:left="6480" w:hanging="360"/>
+      </w:pPr>
+      <w:rPr>
+        <w:rFonts w:ascii="Symbol" w:hAnsi="Symbol" w:hint="default"/>
+        <w:sz w:val="20"/>
+      </w:rPr>
+    </w:lvl>
+  </w:abstractNum>
+  <w:abstractNum w:abstractNumId="5" w15:restartNumberingAfterBreak="0">
+    <w:nsid w:val="6DC31951"/>
+    <w:multiLevelType w:val="multilevel"/>
+    <w:tmpl w:val="C9462A98"/>
+    <w:lvl w:ilvl="0">
+      <w:start w:val="1"/>
+      <w:numFmt w:val="bullet"/>
+      <w:lvlText w:val=""/>
+      <w:lvlJc w:val="left"/>
+      <w:pPr>
+        <w:tabs>
+          <w:tab w:val="num" w:pos="720"/>
+        </w:tabs>
+        <w:ind w:left="720" w:hanging="360"/>
+      </w:pPr>
+      <w:rPr>
+        <w:rFonts w:ascii="Symbol" w:hAnsi="Symbol" w:hint="default"/>
+        <w:sz w:val="20"/>
+      </w:rPr>
+    </w:lvl>
+    <w:lvl w:ilvl="1" w:tentative="1">
+      <w:start w:val="1"/>
+      <w:numFmt w:val="bullet"/>
+      <w:lvlText w:val=""/>
+      <w:lvlJc w:val="left"/>
+      <w:pPr>
+        <w:tabs>
+          <w:tab w:val="num" w:pos="1440"/>
+        </w:tabs>
+        <w:ind w:left="1440" w:hanging="360"/>
+      </w:pPr>
+      <w:rPr>
+        <w:rFonts w:ascii="Symbol" w:hAnsi="Symbol" w:hint="default"/>
+        <w:sz w:val="20"/>
+      </w:rPr>
+    </w:lvl>
+    <w:lvl w:ilvl="2" w:tentative="1">
+      <w:start w:val="1"/>
+      <w:numFmt w:val="bullet"/>
+      <w:lvlText w:val=""/>
+      <w:lvlJc w:val="left"/>
+      <w:pPr>
+        <w:tabs>
+          <w:tab w:val="num" w:pos="2160"/>
+        </w:tabs>
+        <w:ind w:left="2160" w:hanging="360"/>
+      </w:pPr>
+      <w:rPr>
+        <w:rFonts w:ascii="Symbol" w:hAnsi="Symbol" w:hint="default"/>
+        <w:sz w:val="20"/>
+      </w:rPr>
+    </w:lvl>
+    <w:lvl w:ilvl="3" w:tentative="1">
+      <w:start w:val="1"/>
+      <w:numFmt w:val="bullet"/>
+      <w:lvlText w:val=""/>
+      <w:lvlJc w:val="left"/>
+      <w:pPr>
+        <w:tabs>
+          <w:tab w:val="num" w:pos="2880"/>
+        </w:tabs>
+        <w:ind w:left="2880" w:hanging="360"/>
+      </w:pPr>
+      <w:rPr>
+        <w:rFonts w:ascii="Symbol" w:hAnsi="Symbol" w:hint="default"/>
+        <w:sz w:val="20"/>
+      </w:rPr>
+    </w:lvl>
+    <w:lvl w:ilvl="4" w:tentative="1">
+      <w:start w:val="1"/>
+      <w:numFmt w:val="bullet"/>
+      <w:lvlText w:val=""/>
+      <w:lvlJc w:val="left"/>
+      <w:pPr>
+        <w:tabs>
+          <w:tab w:val="num" w:pos="3600"/>
+        </w:tabs>
+        <w:ind w:left="3600" w:hanging="360"/>
+      </w:pPr>
+      <w:rPr>
+        <w:rFonts w:ascii="Symbol" w:hAnsi="Symbol" w:hint="default"/>
+        <w:sz w:val="20"/>
+      </w:rPr>
+    </w:lvl>
+    <w:lvl w:ilvl="5" w:tentative="1">
+      <w:start w:val="1"/>
+      <w:numFmt w:val="bullet"/>
+      <w:lvlText w:val=""/>
+      <w:lvlJc w:val="left"/>
+      <w:pPr>
+        <w:tabs>
+          <w:tab w:val="num" w:pos="4320"/>
+        </w:tabs>
+        <w:ind w:left="4320" w:hanging="360"/>
+      </w:pPr>
+      <w:rPr>
+        <w:rFonts w:ascii="Symbol" w:hAnsi="Symbol" w:hint="default"/>
+        <w:sz w:val="20"/>
+      </w:rPr>
+    </w:lvl>
+    <w:lvl w:ilvl="6" w:tentative="1">
+      <w:start w:val="1"/>
+      <w:numFmt w:val="bullet"/>
+      <w:lvlText w:val=""/>
+      <w:lvlJc w:val="left"/>
+      <w:pPr>
+        <w:tabs>
+          <w:tab w:val="num" w:pos="5040"/>
+        </w:tabs>
+        <w:ind w:left="5040" w:hanging="360"/>
+      </w:pPr>
+      <w:rPr>
+        <w:rFonts w:ascii="Symbol" w:hAnsi="Symbol" w:hint="default"/>
+        <w:sz w:val="20"/>
+      </w:rPr>
+    </w:lvl>
+    <w:lvl w:ilvl="7" w:tentative="1">
+      <w:start w:val="1"/>
+      <w:numFmt w:val="bullet"/>
+      <w:lvlText w:val=""/>
+      <w:lvlJc w:val="left"/>
+      <w:pPr>
+        <w:tabs>
+          <w:tab w:val="num" w:pos="5760"/>
+        </w:tabs>
+        <w:ind w:left="5760" w:hanging="360"/>
+      </w:pPr>
+      <w:rPr>
+        <w:rFonts w:ascii="Symbol" w:hAnsi="Symbol" w:hint="default"/>
+        <w:sz w:val="20"/>
+      </w:rPr>
+    </w:lvl>
+    <w:lvl w:ilvl="8" w:tentative="1">
+      <w:start w:val="1"/>
+      <w:numFmt w:val="bullet"/>
+      <w:lvlText w:val=""/>
+      <w:lvlJc w:val="left"/>
+      <w:pPr>
+        <w:tabs>
+          <w:tab w:val="num" w:pos="6480"/>
+        </w:tabs>
+        <w:ind w:left="6480" w:hanging="360"/>
+      </w:pPr>
+      <w:rPr>
+        <w:rFonts w:ascii="Symbol" w:hAnsi="Symbol" w:hint="default"/>
+        <w:sz w:val="20"/>
+      </w:rPr>
+    </w:lvl>
+  </w:abstractNum>
+  <w:abstractNum w:abstractNumId="6" w15:restartNumberingAfterBreak="0">
+    <w:nsid w:val="6EC70E48"/>
+    <w:multiLevelType w:val="multilevel"/>
+    <w:tmpl w:val="06A4098C"/>
+    <w:lvl w:ilvl="0">
+      <w:start w:val="1"/>
+      <w:numFmt w:val="bullet"/>
+      <w:lvlText w:val=""/>
+      <w:lvlJc w:val="left"/>
+      <w:pPr>
+        <w:tabs>
+          <w:tab w:val="num" w:pos="720"/>
+        </w:tabs>
+        <w:ind w:left="720" w:hanging="360"/>
+      </w:pPr>
+      <w:rPr>
+        <w:rFonts w:ascii="Symbol" w:hAnsi="Symbol" w:hint="default"/>
+        <w:sz w:val="20"/>
+      </w:rPr>
+    </w:lvl>
+    <w:lvl w:ilvl="1" w:tentative="1">
+      <w:start w:val="1"/>
+      <w:numFmt w:val="bullet"/>
+      <w:lvlText w:val=""/>
+      <w:lvlJc w:val="left"/>
+      <w:pPr>
+        <w:tabs>
+          <w:tab w:val="num" w:pos="1440"/>
+        </w:tabs>
+        <w:ind w:left="1440" w:hanging="360"/>
+      </w:pPr>
+      <w:rPr>
+        <w:rFonts w:ascii="Symbol" w:hAnsi="Symbol" w:hint="default"/>
+        <w:sz w:val="20"/>
+      </w:rPr>
+    </w:lvl>
+    <w:lvl w:ilvl="2" w:tentative="1">
+      <w:start w:val="1"/>
+      <w:numFmt w:val="bullet"/>
+      <w:lvlText w:val=""/>
+      <w:lvlJc w:val="left"/>
+      <w:pPr>
+        <w:tabs>
+          <w:tab w:val="num" w:pos="2160"/>
+        </w:tabs>
+        <w:ind w:left="2160" w:hanging="360"/>
+      </w:pPr>
+      <w:rPr>
+        <w:rFonts w:ascii="Symbol" w:hAnsi="Symbol" w:hint="default"/>
+        <w:sz w:val="20"/>
+      </w:rPr>
+    </w:lvl>
+    <w:lvl w:ilvl="3" w:tentative="1">
+      <w:start w:val="1"/>
+      <w:numFmt w:val="bullet"/>
+      <w:lvlText w:val=""/>
+      <w:lvlJc w:val="left"/>
+      <w:pPr>
+        <w:tabs>
+          <w:tab w:val="num" w:pos="2880"/>
+        </w:tabs>
+        <w:ind w:left="2880" w:hanging="360"/>
+      </w:pPr>
+      <w:rPr>
+        <w:rFonts w:ascii="Symbol" w:hAnsi="Symbol" w:hint="default"/>
+        <w:sz w:val="20"/>
+      </w:rPr>
+    </w:lvl>
+    <w:lvl w:ilvl="4" w:tentative="1">
+      <w:start w:val="1"/>
+      <w:numFmt w:val="bullet"/>
+      <w:lvlText w:val=""/>
+      <w:lvlJc w:val="left"/>
+      <w:pPr>
+        <w:tabs>
+          <w:tab w:val="num" w:pos="3600"/>
+        </w:tabs>
+        <w:ind w:left="3600" w:hanging="360"/>
+      </w:pPr>
+      <w:rPr>
+        <w:rFonts w:ascii="Symbol" w:hAnsi="Symbol" w:hint="default"/>
+        <w:sz w:val="20"/>
+      </w:rPr>
+    </w:lvl>
+    <w:lvl w:ilvl="5" w:tentative="1">
+      <w:start w:val="1"/>
+      <w:numFmt w:val="bullet"/>
+      <w:lvlText w:val=""/>
+      <w:lvlJc w:val="left"/>
+      <w:pPr>
+        <w:tabs>
+          <w:tab w:val="num" w:pos="4320"/>
+        </w:tabs>
+        <w:ind w:left="4320" w:hanging="360"/>
+      </w:pPr>
+      <w:rPr>
+        <w:rFonts w:ascii="Symbol" w:hAnsi="Symbol" w:hint="default"/>
+        <w:sz w:val="20"/>
+      </w:rPr>
+    </w:lvl>
+    <w:lvl w:ilvl="6" w:tentative="1">
+      <w:start w:val="1"/>
+      <w:numFmt w:val="bullet"/>
+      <w:lvlText w:val=""/>
+      <w:lvlJc w:val="left"/>
+      <w:pPr>
+        <w:tabs>
+          <w:tab w:val="num" w:pos="5040"/>
+        </w:tabs>
+        <w:ind w:left="5040" w:hanging="360"/>
+      </w:pPr>
+      <w:rPr>
+        <w:rFonts w:ascii="Symbol" w:hAnsi="Symbol" w:hint="default"/>
+        <w:sz w:val="20"/>
+      </w:rPr>
+    </w:lvl>
+    <w:lvl w:ilvl="7" w:tentative="1">
+      <w:start w:val="1"/>
+      <w:numFmt w:val="bullet"/>
+      <w:lvlText w:val=""/>
+      <w:lvlJc w:val="left"/>
+      <w:pPr>
+        <w:tabs>
+          <w:tab w:val="num" w:pos="5760"/>
+        </w:tabs>
+        <w:ind w:left="5760" w:hanging="360"/>
+      </w:pPr>
+      <w:rPr>
+        <w:rFonts w:ascii="Symbol" w:hAnsi="Symbol" w:hint="default"/>
+        <w:sz w:val="20"/>
+      </w:rPr>
+    </w:lvl>
+    <w:lvl w:ilvl="8" w:tentative="1">
+      <w:start w:val="1"/>
+      <w:numFmt w:val="bullet"/>
+      <w:lvlText w:val=""/>
+      <w:lvlJc w:val="left"/>
+      <w:pPr>
+        <w:tabs>
+          <w:tab w:val="num" w:pos="6480"/>
+        </w:tabs>
+        <w:ind w:left="6480" w:hanging="360"/>
+      </w:pPr>
+      <w:rPr>
+        <w:rFonts w:ascii="Symbol" w:hAnsi="Symbol" w:hint="default"/>
+        <w:sz w:val="20"/>
+      </w:rPr>
+    </w:lvl>
+  </w:abstractNum>
+  <w:num w:numId="1" w16cid:durableId="1194540506">
+    <w:abstractNumId w:val="6"/>
+  </w:num>
+  <w:num w:numId="2" w16cid:durableId="728188470">
+    <w:abstractNumId w:val="0"/>
+  </w:num>
+  <w:num w:numId="3" w16cid:durableId="1816138019">
+    <w:abstractNumId w:val="4"/>
+  </w:num>
+  <w:num w:numId="4" w16cid:durableId="6753386">
+    <w:abstractNumId w:val="2"/>
+  </w:num>
+  <w:num w:numId="5" w16cid:durableId="852644897">
+    <w:abstractNumId w:val="5"/>
+  </w:num>
+  <w:num w:numId="6" w16cid:durableId="1664359853">
+    <w:abstractNumId w:val="3"/>
+  </w:num>
+  <w:num w:numId="7" w16cid:durableId="1213077412">
+    <w:abstractNumId w:val="1"/>
+  </w:num>
+</w:numbering>
 </file>
 
 <file path=word/styles.xml><?xml version="1.0" encoding="utf-8"?>
@@ -619,7 +2396,6 @@
   <w:style w:type="character" w:default="1" w:styleId="DefaultParagraphFont">
     <w:name w:val="Default Paragraph Font"/>
     <w:uiPriority w:val="1"/>
-    <w:semiHidden/>
     <w:unhideWhenUsed/>
   </w:style>
   <w:style w:type="table" w:default="1" w:styleId="TableNormal">

--- a/report/Report DE-project.docx
+++ b/report/Report DE-project.docx
@@ -690,6 +690,1053 @@
         <w:t>Uses the same DATE column format (YYYY-MM-DD) as the FRED output to enable a clean join in the processing step</w:t>
       </w:r>
     </w:p>
+    <w:p/>
+    <w:p>
+      <w:pPr>
+        <w:rPr>
+          <w:b/>
+          <w:bCs/>
+        </w:rPr>
+      </w:pPr>
+      <w:r>
+        <w:rPr>
+          <w:b/>
+          <w:bCs/>
+        </w:rPr>
+        <w:t>Step 3: Google Trends Data (src/data_trends.py)</w:t>
+      </w:r>
+    </w:p>
+    <w:p>
+      <w:r>
+        <w:rPr>
+          <w:b/>
+          <w:bCs/>
+        </w:rPr>
+        <w:t>What we collected:</w:t>
+      </w:r>
+    </w:p>
+    <w:p>
+      <w:pPr>
+        <w:numPr>
+          <w:ilvl w:val="0"/>
+          <w:numId w:val="8"/>
+        </w:numPr>
+      </w:pPr>
+      <w:r>
+        <w:t>Source: </w:t>
+      </w:r>
+      <w:r>
+        <w:rPr>
+          <w:b/>
+          <w:bCs/>
+        </w:rPr>
+        <w:t>Google Trends</w:t>
+      </w:r>
+      <w:r>
+        <w:t> via the pytrends Python library</w:t>
+      </w:r>
+    </w:p>
+    <w:p>
+      <w:pPr>
+        <w:numPr>
+          <w:ilvl w:val="0"/>
+          <w:numId w:val="8"/>
+        </w:numPr>
+      </w:pPr>
+      <w:r>
+        <w:t>Data: Monthly search interest scores (0–100) for </w:t>
+      </w:r>
+      <w:r>
+        <w:rPr>
+          <w:b/>
+          <w:bCs/>
+        </w:rPr>
+        <w:t>13 inflation- and sentiment-related keywords</w:t>
+      </w:r>
+      <w:r>
+        <w:t> in the United States, from </w:t>
+      </w:r>
+      <w:r>
+        <w:rPr>
+          <w:b/>
+          <w:bCs/>
+        </w:rPr>
+        <w:t>January 2004 to April 2026</w:t>
+      </w:r>
+    </w:p>
+    <w:p>
+      <w:pPr>
+        <w:numPr>
+          <w:ilvl w:val="0"/>
+          <w:numId w:val="8"/>
+        </w:numPr>
+      </w:pPr>
+      <w:r>
+        <w:t>A score of 100 represents peak search interest over the full period; all scores are relative to that peak, not absolute search volumes</w:t>
+      </w:r>
+    </w:p>
+    <w:p>
+      <w:pPr>
+        <w:numPr>
+          <w:ilvl w:val="0"/>
+          <w:numId w:val="8"/>
+        </w:numPr>
+      </w:pPr>
+      <w:r>
+        <w:t>The final dataset contains </w:t>
+      </w:r>
+      <w:r>
+        <w:rPr>
+          <w:b/>
+          <w:bCs/>
+        </w:rPr>
+        <w:t>268 rows</w:t>
+      </w:r>
+      <w:r>
+        <w:t> — one per month — with clean YYYY-MM-01 dates</w:t>
+      </w:r>
+    </w:p>
+    <w:p>
+      <w:r>
+        <w:rPr>
+          <w:b/>
+          <w:bCs/>
+        </w:rPr>
+        <w:t>Why Google Trends:</w:t>
+      </w:r>
+    </w:p>
+    <w:p>
+      <w:pPr>
+        <w:numPr>
+          <w:ilvl w:val="0"/>
+          <w:numId w:val="9"/>
+        </w:numPr>
+      </w:pPr>
+      <w:r>
+        <w:t>Search interest captures </w:t>
+      </w:r>
+      <w:r>
+        <w:rPr>
+          <w:b/>
+          <w:bCs/>
+        </w:rPr>
+        <w:t>real-time public sentiment</w:t>
+      </w:r>
+      <w:r>
+        <w:t> — when consumers and investors search for terms like </w:t>
+      </w:r>
+      <w:r>
+        <w:rPr>
+          <w:i/>
+          <w:iCs/>
+        </w:rPr>
+        <w:t>"inflation"</w:t>
+      </w:r>
+      <w:r>
+        <w:t> or </w:t>
+      </w:r>
+      <w:r>
+        <w:rPr>
+          <w:i/>
+          <w:iCs/>
+        </w:rPr>
+        <w:t>"energy stocks"</w:t>
+      </w:r>
+      <w:r>
+        <w:t> more frequently, it reflects genuine economic anxiety or investment interest</w:t>
+      </w:r>
+    </w:p>
+    <w:p>
+      <w:pPr>
+        <w:numPr>
+          <w:ilvl w:val="0"/>
+          <w:numId w:val="9"/>
+        </w:numPr>
+      </w:pPr>
+      <w:r>
+        <w:lastRenderedPageBreak/>
+        <w:t>This makes it a </w:t>
+      </w:r>
+      <w:r>
+        <w:rPr>
+          <w:b/>
+          <w:bCs/>
+        </w:rPr>
+        <w:t>leading or coincident indicator</w:t>
+      </w:r>
+      <w:r>
+        <w:t> rather than a lagging one like CPI, which is only published weeks after the reference month</w:t>
+      </w:r>
+    </w:p>
+    <w:p>
+      <w:pPr>
+        <w:numPr>
+          <w:ilvl w:val="0"/>
+          <w:numId w:val="9"/>
+        </w:numPr>
+      </w:pPr>
+      <w:r>
+        <w:t>Including search data tests whether </w:t>
+      </w:r>
+      <w:r>
+        <w:rPr>
+          <w:b/>
+          <w:bCs/>
+        </w:rPr>
+        <w:t>investor attention</w:t>
+      </w:r>
+      <w:r>
+        <w:t> explains sector return variation beyond what macroeconomic data alone can explain — a question increasingly studied in behavioural finance and financial NLP research</w:t>
+      </w:r>
+    </w:p>
+    <w:p>
+      <w:pPr>
+        <w:numPr>
+          <w:ilvl w:val="0"/>
+          <w:numId w:val="9"/>
+        </w:numPr>
+      </w:pPr>
+      <w:r>
+        <w:t>Geographic scope is set to </w:t>
+      </w:r>
+      <w:r>
+        <w:rPr>
+          <w:b/>
+          <w:bCs/>
+        </w:rPr>
+        <w:t>United States only</w:t>
+      </w:r>
+      <w:r>
+        <w:t> (geo="US"), consistent with the US-scoped FRED and SPDR ETF data, ensuring full geographic alignment across all three sources</w:t>
+      </w:r>
+    </w:p>
+    <w:p>
+      <w:r>
+        <w:rPr>
+          <w:b/>
+          <w:bCs/>
+        </w:rPr>
+        <w:t>The 13 keywords and their justification:</w:t>
+      </w:r>
+    </w:p>
+    <w:p>
+      <w:r>
+        <w:rPr>
+          <w:i/>
+          <w:iCs/>
+        </w:rPr>
+        <w:t>General macro sentiment (4 keywords):</w:t>
+      </w:r>
+    </w:p>
+    <w:p>
+      <w:pPr>
+        <w:numPr>
+          <w:ilvl w:val="0"/>
+          <w:numId w:val="10"/>
+        </w:numPr>
+      </w:pPr>
+      <w:r>
+        <w:rPr>
+          <w:b/>
+          <w:bCs/>
+        </w:rPr>
+        <w:t>inflation</w:t>
+      </w:r>
+      <w:r>
+        <w:t> — the core macro signal; directly measures public awareness of rising prices</w:t>
+      </w:r>
+    </w:p>
+    <w:p>
+      <w:pPr>
+        <w:numPr>
+          <w:ilvl w:val="0"/>
+          <w:numId w:val="10"/>
+        </w:numPr>
+      </w:pPr>
+      <w:r>
+        <w:rPr>
+          <w:b/>
+          <w:bCs/>
+        </w:rPr>
+        <w:t>recession</w:t>
+      </w:r>
+      <w:r>
+        <w:t> — captures fear of economic contraction, which drives rotation from cyclical to defensive sectors</w:t>
+      </w:r>
+    </w:p>
+    <w:p>
+      <w:pPr>
+        <w:numPr>
+          <w:ilvl w:val="0"/>
+          <w:numId w:val="10"/>
+        </w:numPr>
+      </w:pPr>
+      <w:r>
+        <w:rPr>
+          <w:b/>
+          <w:bCs/>
+        </w:rPr>
+        <w:t>interest rates</w:t>
+      </w:r>
+      <w:r>
+        <w:t> — monetary policy attention; rate expectations independently drive sector returns in Utilities, Financials, and Technology</w:t>
+      </w:r>
+    </w:p>
+    <w:p>
+      <w:pPr>
+        <w:numPr>
+          <w:ilvl w:val="0"/>
+          <w:numId w:val="10"/>
+        </w:numPr>
+      </w:pPr>
+      <w:r>
+        <w:rPr>
+          <w:b/>
+          <w:bCs/>
+        </w:rPr>
+        <w:t>oil price</w:t>
+      </w:r>
+      <w:r>
+        <w:t> — commodity anxiety; a leading signal specifically for the Energy (XLE) and Materials (XLB) sectors</w:t>
+      </w:r>
+    </w:p>
+    <w:p>
+      <w:r>
+        <w:rPr>
+          <w:i/>
+          <w:iCs/>
+        </w:rPr>
+        <w:t>Sector-specific search interest (9 keywords):</w:t>
+      </w:r>
+    </w:p>
+    <w:p>
+      <w:pPr>
+        <w:numPr>
+          <w:ilvl w:val="0"/>
+          <w:numId w:val="11"/>
+        </w:numPr>
+      </w:pPr>
+      <w:r>
+        <w:rPr>
+          <w:b/>
+          <w:bCs/>
+        </w:rPr>
+        <w:t>energy stocks</w:t>
+      </w:r>
+      <w:r>
+        <w:t> — targeted investor attention toward the Energy sector (XLE)</w:t>
+      </w:r>
+    </w:p>
+    <w:p>
+      <w:pPr>
+        <w:numPr>
+          <w:ilvl w:val="0"/>
+          <w:numId w:val="11"/>
+        </w:numPr>
+      </w:pPr>
+      <w:r>
+        <w:rPr>
+          <w:b/>
+          <w:bCs/>
+        </w:rPr>
+        <w:t>tech stocks</w:t>
+      </w:r>
+      <w:r>
+        <w:t> — targeted investor attention toward the Technology sector (XLK)</w:t>
+      </w:r>
+    </w:p>
+    <w:p>
+      <w:pPr>
+        <w:numPr>
+          <w:ilvl w:val="0"/>
+          <w:numId w:val="11"/>
+        </w:numPr>
+      </w:pPr>
+      <w:r>
+        <w:rPr>
+          <w:b/>
+          <w:bCs/>
+        </w:rPr>
+        <w:t>bank stocks</w:t>
+      </w:r>
+      <w:r>
+        <w:t> — targeted investor attention toward the Financials sector (XLF)</w:t>
+      </w:r>
+    </w:p>
+    <w:p>
+      <w:pPr>
+        <w:numPr>
+          <w:ilvl w:val="0"/>
+          <w:numId w:val="11"/>
+        </w:numPr>
+      </w:pPr>
+      <w:r>
+        <w:rPr>
+          <w:b/>
+          <w:bCs/>
+        </w:rPr>
+        <w:t>utility stocks</w:t>
+      </w:r>
+      <w:r>
+        <w:t> — targeted investor attention toward the Utilities sector (XLU)</w:t>
+      </w:r>
+    </w:p>
+    <w:p>
+      <w:pPr>
+        <w:numPr>
+          <w:ilvl w:val="0"/>
+          <w:numId w:val="11"/>
+        </w:numPr>
+      </w:pPr>
+      <w:r>
+        <w:rPr>
+          <w:b/>
+          <w:bCs/>
+        </w:rPr>
+        <w:t>healthcare stocks</w:t>
+      </w:r>
+      <w:r>
+        <w:t> — targeted investor attention toward the Healthcare sector (XLV)</w:t>
+      </w:r>
+    </w:p>
+    <w:p>
+      <w:pPr>
+        <w:numPr>
+          <w:ilvl w:val="0"/>
+          <w:numId w:val="11"/>
+        </w:numPr>
+      </w:pPr>
+      <w:r>
+        <w:rPr>
+          <w:b/>
+          <w:bCs/>
+        </w:rPr>
+        <w:t>retail stocks</w:t>
+      </w:r>
+      <w:r>
+        <w:t> — targeted investor attention toward the Consumer Discretionary sector (XLY)</w:t>
+      </w:r>
+    </w:p>
+    <w:p>
+      <w:pPr>
+        <w:numPr>
+          <w:ilvl w:val="0"/>
+          <w:numId w:val="11"/>
+        </w:numPr>
+      </w:pPr>
+      <w:r>
+        <w:rPr>
+          <w:b/>
+          <w:bCs/>
+        </w:rPr>
+        <w:t>dividend stocks</w:t>
+      </w:r>
+      <w:r>
+        <w:t> — targeted investor attention toward the Consumer Staples sector (XLP)</w:t>
+      </w:r>
+    </w:p>
+    <w:p>
+      <w:pPr>
+        <w:numPr>
+          <w:ilvl w:val="0"/>
+          <w:numId w:val="11"/>
+        </w:numPr>
+      </w:pPr>
+      <w:r>
+        <w:rPr>
+          <w:b/>
+          <w:bCs/>
+        </w:rPr>
+        <w:t>manufacturing stocks</w:t>
+      </w:r>
+      <w:r>
+        <w:t> — targeted investor attention toward the Industrials sector (XLI)</w:t>
+      </w:r>
+    </w:p>
+    <w:p>
+      <w:pPr>
+        <w:numPr>
+          <w:ilvl w:val="0"/>
+          <w:numId w:val="11"/>
+        </w:numPr>
+      </w:pPr>
+      <w:r>
+        <w:rPr>
+          <w:b/>
+          <w:bCs/>
+        </w:rPr>
+        <w:lastRenderedPageBreak/>
+        <w:t>commodity stocks</w:t>
+      </w:r>
+      <w:r>
+        <w:t> — targeted investor attention toward the Materials sector (XLB)</w:t>
+      </w:r>
+    </w:p>
+    <w:p>
+      <w:r>
+        <w:rPr>
+          <w:b/>
+          <w:bCs/>
+        </w:rPr>
+        <w:t>Why this two-tier structure:</w:t>
+      </w:r>
+    </w:p>
+    <w:p>
+      <w:pPr>
+        <w:numPr>
+          <w:ilvl w:val="0"/>
+          <w:numId w:val="12"/>
+        </w:numPr>
+      </w:pPr>
+      <w:r>
+        <w:t>The </w:t>
+      </w:r>
+      <w:r>
+        <w:rPr>
+          <w:b/>
+          <w:bCs/>
+        </w:rPr>
+        <w:t>4 general macro keywords</w:t>
+      </w:r>
+      <w:r>
+        <w:t> test whether broad economic sentiment affects all sectors simultaneously</w:t>
+      </w:r>
+    </w:p>
+    <w:p>
+      <w:pPr>
+        <w:numPr>
+          <w:ilvl w:val="0"/>
+          <w:numId w:val="12"/>
+        </w:numPr>
+      </w:pPr>
+      <w:r>
+        <w:t>The </w:t>
+      </w:r>
+      <w:r>
+        <w:rPr>
+          <w:b/>
+          <w:bCs/>
+        </w:rPr>
+        <w:t>9 sector-specific keywords</w:t>
+      </w:r>
+      <w:r>
+        <w:t> test whether targeted investor attention in a specific sector predicts that sector's own returns</w:t>
+      </w:r>
+    </w:p>
+    <w:p>
+      <w:pPr>
+        <w:numPr>
+          <w:ilvl w:val="0"/>
+          <w:numId w:val="12"/>
+        </w:numPr>
+      </w:pPr>
+      <w:r>
+        <w:t>This separation allows the analysis to distinguish </w:t>
+      </w:r>
+      <w:r>
+        <w:rPr>
+          <w:b/>
+          <w:bCs/>
+        </w:rPr>
+        <w:t>macro sentiment effects</w:t>
+      </w:r>
+      <w:r>
+        <w:t> from </w:t>
+      </w:r>
+      <w:r>
+        <w:rPr>
+          <w:b/>
+          <w:bCs/>
+        </w:rPr>
+        <w:t>sector-specific attention effects</w:t>
+      </w:r>
+      <w:r>
+        <w:t> — a distinction with clear academic relevance</w:t>
+      </w:r>
+    </w:p>
+    <w:p>
+      <w:r>
+        <w:rPr>
+          <w:b/>
+          <w:bCs/>
+        </w:rPr>
+        <w:t>Technical note — fetching strategy:</w:t>
+      </w:r>
+    </w:p>
+    <w:p>
+      <w:pPr>
+        <w:numPr>
+          <w:ilvl w:val="0"/>
+          <w:numId w:val="13"/>
+        </w:numPr>
+      </w:pPr>
+      <w:r>
+        <w:t>Each keyword is fetched with a </w:t>
+      </w:r>
+      <w:r>
+        <w:rPr>
+          <w:b/>
+          <w:bCs/>
+        </w:rPr>
+        <w:t>single full-range request</w:t>
+      </w:r>
+      <w:r>
+        <w:t> (2004-01-01 to 2026-04-30), which forces Google to return </w:t>
+      </w:r>
+      <w:r>
+        <w:rPr>
+          <w:b/>
+          <w:bCs/>
+        </w:rPr>
+        <w:t>monthly granularity</w:t>
+      </w:r>
+      <w:r>
+        <w:t> automatically for timeframes longer than ~3 years</w:t>
+      </w:r>
+    </w:p>
+    <w:p>
+      <w:pPr>
+        <w:numPr>
+          <w:ilvl w:val="0"/>
+          <w:numId w:val="13"/>
+        </w:numPr>
+      </w:pPr>
+      <w:r>
+        <w:t>A delay is included between each API call to respect Google's rate limits</w:t>
+      </w:r>
+    </w:p>
+    <w:p>
+      <w:pPr>
+        <w:numPr>
+          <w:ilvl w:val="0"/>
+          <w:numId w:val="13"/>
+        </w:numPr>
+      </w:pPr>
+      <w:r>
+        <w:t>Scores of 0 in early years (e.g. healthcare_stocks in 2004) are accurate — those terms had negligible search volume at the time, which is itself meaningful signal</w:t>
+      </w:r>
+    </w:p>
+    <w:p>
+      <w:r>
+        <w:rPr>
+          <w:b/>
+          <w:bCs/>
+        </w:rPr>
+        <w:t>How it is stored:</w:t>
+      </w:r>
+    </w:p>
+    <w:p>
+      <w:pPr>
+        <w:numPr>
+          <w:ilvl w:val="0"/>
+          <w:numId w:val="14"/>
+        </w:numPr>
+      </w:pPr>
+      <w:r>
+        <w:t>Saved as data/raw/google_trends.parquet</w:t>
+      </w:r>
+    </w:p>
+    <w:p>
+      <w:pPr>
+        <w:numPr>
+          <w:ilvl w:val="0"/>
+          <w:numId w:val="14"/>
+        </w:numPr>
+      </w:pPr>
+      <w:r>
+        <w:t>Uses the same DATE column format (YYYY-MM-DD) as the FRED and yfinance outputs, enabling a clean join in the DuckDB processing step</w:t>
+      </w:r>
+    </w:p>
+    <w:p>
+      <w:pPr>
+        <w:rPr>
+          <w:b/>
+          <w:bCs/>
+        </w:rPr>
+      </w:pPr>
+      <w:r>
+        <w:rPr>
+          <w:b/>
+          <w:bCs/>
+        </w:rPr>
+        <w:t>Step 4: DuckDB Storage &amp; Merging (src/build_master.py)</w:t>
+      </w:r>
+    </w:p>
+    <w:p>
+      <w:r>
+        <w:rPr>
+          <w:b/>
+          <w:bCs/>
+        </w:rPr>
+        <w:t>Purpose of this step:</w:t>
+      </w:r>
+    </w:p>
+    <w:p>
+      <w:pPr>
+        <w:numPr>
+          <w:ilvl w:val="0"/>
+          <w:numId w:val="15"/>
+        </w:numPr>
+      </w:pPr>
+      <w:r>
+        <w:t>The three raw datasets (FRED, yfinance, Google Trends) exist as separate Parquet files with different columns but a shared DATE key</w:t>
+      </w:r>
+    </w:p>
+    <w:p>
+      <w:pPr>
+        <w:numPr>
+          <w:ilvl w:val="0"/>
+          <w:numId w:val="15"/>
+        </w:numPr>
+      </w:pPr>
+      <w:r>
+        <w:t>This step joins them into a single </w:t>
+      </w:r>
+      <w:r>
+        <w:rPr>
+          <w:b/>
+          <w:bCs/>
+        </w:rPr>
+        <w:t>master analytical dataset</w:t>
+      </w:r>
+      <w:r>
+        <w:t> and engineers the features needed for modelling</w:t>
+      </w:r>
+    </w:p>
+    <w:p>
+      <w:pPr>
+        <w:numPr>
+          <w:ilvl w:val="0"/>
+          <w:numId w:val="15"/>
+        </w:numPr>
+      </w:pPr>
+      <w:r>
+        <w:t>The tool used is </w:t>
+      </w:r>
+      <w:r>
+        <w:rPr>
+          <w:b/>
+          <w:bCs/>
+        </w:rPr>
+        <w:t>DuckDB</w:t>
+      </w:r>
+      <w:r>
+        <w:t> — an in-process analytical database that runs entirely inside Python with no server or configuration required</w:t>
+      </w:r>
+    </w:p>
+    <w:p>
+      <w:r>
+        <w:rPr>
+          <w:b/>
+          <w:bCs/>
+        </w:rPr>
+        <w:t>Why DuckDB:</w:t>
+      </w:r>
+    </w:p>
+    <w:p>
+      <w:pPr>
+        <w:numPr>
+          <w:ilvl w:val="0"/>
+          <w:numId w:val="16"/>
+        </w:numPr>
+      </w:pPr>
+      <w:r>
+        <w:t xml:space="preserve">DuckDB </w:t>
+      </w:r>
+      <w:proofErr w:type="gramStart"/>
+      <w:r>
+        <w:t>reads .parquet</w:t>
+      </w:r>
+      <w:proofErr w:type="gramEnd"/>
+      <w:r>
+        <w:t> files </w:t>
+      </w:r>
+      <w:r>
+        <w:rPr>
+          <w:b/>
+          <w:bCs/>
+        </w:rPr>
+        <w:t>directly with SQL</w:t>
+      </w:r>
+      <w:r>
+        <w:t> using read_</w:t>
+      </w:r>
+      <w:proofErr w:type="gramStart"/>
+      <w:r>
+        <w:t>parquet(</w:t>
+      </w:r>
+      <w:proofErr w:type="gramEnd"/>
+      <w:r>
+        <w:t>) — no intermediate loading into pandas DataFrames is needed</w:t>
+      </w:r>
+    </w:p>
+    <w:p>
+      <w:pPr>
+        <w:numPr>
+          <w:ilvl w:val="0"/>
+          <w:numId w:val="16"/>
+        </w:numPr>
+      </w:pPr>
+      <w:r>
+        <w:lastRenderedPageBreak/>
+        <w:t>It supports the full SQL standard including </w:t>
+      </w:r>
+      <w:r>
+        <w:rPr>
+          <w:b/>
+          <w:bCs/>
+        </w:rPr>
+        <w:t>window functions</w:t>
+      </w:r>
+      <w:r>
+        <w:t>, making feature engineering clean and readable</w:t>
+      </w:r>
+    </w:p>
+    <w:p>
+      <w:pPr>
+        <w:numPr>
+          <w:ilvl w:val="0"/>
+          <w:numId w:val="16"/>
+        </w:numPr>
+      </w:pPr>
+      <w:r>
+        <w:t>It persists data as analytics.db — a file-based database that can be queried at any later point without re-running the pipeline</w:t>
+      </w:r>
+    </w:p>
+    <w:p>
+      <w:pPr>
+        <w:numPr>
+          <w:ilvl w:val="0"/>
+          <w:numId w:val="16"/>
+        </w:numPr>
+      </w:pPr>
+      <w:r>
+        <w:t>It is the modern standard for analytical workloads at this scale and directly extends the SQL and storage concepts covered in the course</w:t>
+      </w:r>
+    </w:p>
+    <w:p>
+      <w:r>
+        <w:rPr>
+          <w:b/>
+          <w:bCs/>
+        </w:rPr>
+        <w:t>What the script does — 3 stages:</w:t>
+      </w:r>
+    </w:p>
+    <w:p>
+      <w:r>
+        <w:rPr>
+          <w:i/>
+          <w:iCs/>
+        </w:rPr>
+        <w:t>Stage 1 — SQL JOIN across all 3 sources:</w:t>
+      </w:r>
+    </w:p>
+    <w:p>
+      <w:pPr>
+        <w:numPr>
+          <w:ilvl w:val="0"/>
+          <w:numId w:val="17"/>
+        </w:numPr>
+      </w:pPr>
+      <w:r>
+        <w:t>Uses INNER JOIN on the DATE column to combine FRED, yfinance and Google Trends into one table called master_raw</w:t>
+      </w:r>
+    </w:p>
+    <w:p>
+      <w:pPr>
+        <w:numPr>
+          <w:ilvl w:val="0"/>
+          <w:numId w:val="17"/>
+        </w:numPr>
+      </w:pPr>
+      <w:r>
+        <w:t>INNER JOIN ensures only months present in </w:t>
+      </w:r>
+      <w:r>
+        <w:rPr>
+          <w:b/>
+          <w:bCs/>
+        </w:rPr>
+        <w:t>all three sources</w:t>
+      </w:r>
+      <w:r>
+        <w:t> are kept — no rows with missing data from any source</w:t>
+      </w:r>
+    </w:p>
+    <w:p>
+      <w:pPr>
+        <w:numPr>
+          <w:ilvl w:val="0"/>
+          <w:numId w:val="17"/>
+        </w:numPr>
+      </w:pPr>
+      <w:r>
+        <w:t>The Google Trends columns are renamed with a trend_ prefix to avoid naming conflicts with other columns</w:t>
+      </w:r>
+    </w:p>
+    <w:p>
+      <w:r>
+        <w:rPr>
+          <w:i/>
+          <w:iCs/>
+        </w:rPr>
+        <w:t>Stage 2 — Feature engineering with SQL window functions:</w:t>
+      </w:r>
+    </w:p>
+    <w:p>
+      <w:pPr>
+        <w:numPr>
+          <w:ilvl w:val="0"/>
+          <w:numId w:val="18"/>
+        </w:numPr>
+      </w:pPr>
+      <w:r>
+        <w:rPr>
+          <w:b/>
+          <w:bCs/>
+        </w:rPr>
+        <w:t>Lagged inflation</w:t>
+      </w:r>
+      <w:r>
+        <w:t> (inflation_lag1, inflation_lag3): inflation from 1 and 3 months prior, computed with </w:t>
+      </w:r>
+      <w:proofErr w:type="gramStart"/>
+      <w:r>
+        <w:t>LAG(</w:t>
+      </w:r>
+      <w:proofErr w:type="gramEnd"/>
+      <w:r>
+        <w:t>) window function</w:t>
+      </w:r>
+    </w:p>
+    <w:p>
+      <w:pPr>
+        <w:numPr>
+          <w:ilvl w:val="0"/>
+          <w:numId w:val="18"/>
+        </w:numPr>
+      </w:pPr>
+      <w:r>
+        <w:rPr>
+          <w:b/>
+          <w:bCs/>
+        </w:rPr>
+        <w:t>Rolling 3-month average inflation</w:t>
+      </w:r>
+      <w:r>
+        <w:t> (inflation_roll3): smoothed inflation signal using </w:t>
+      </w:r>
+      <w:proofErr w:type="gramStart"/>
+      <w:r>
+        <w:t>AVG(</w:t>
+      </w:r>
+      <w:proofErr w:type="gramEnd"/>
+      <w:r>
+        <w:t>) OVER (ROWS BETWEEN 2 PRECEDING AND CURRENT ROW)</w:t>
+      </w:r>
+    </w:p>
+    <w:p>
+      <w:pPr>
+        <w:numPr>
+          <w:ilvl w:val="0"/>
+          <w:numId w:val="18"/>
+        </w:numPr>
+      </w:pPr>
+      <w:r>
+        <w:rPr>
+          <w:b/>
+          <w:bCs/>
+        </w:rPr>
+        <w:t>Lagged Google Trends</w:t>
+      </w:r>
+      <w:r>
+        <w:t> (trend_*_lag1): all 13 search interest scores shifted back by 1 month</w:t>
+      </w:r>
+    </w:p>
+    <w:p>
+      <w:pPr>
+        <w:numPr>
+          <w:ilvl w:val="0"/>
+          <w:numId w:val="18"/>
+        </w:numPr>
+      </w:pPr>
+      <w:r>
+        <w:t>All features are lagged by at least 1 month to </w:t>
+      </w:r>
+      <w:r>
+        <w:rPr>
+          <w:b/>
+          <w:bCs/>
+        </w:rPr>
+        <w:t>avoid look-ahead bias</w:t>
+      </w:r>
+      <w:r>
+        <w:t> — the model can only use information that would have been available </w:t>
+      </w:r>
+      <w:r>
+        <w:rPr>
+          <w:i/>
+          <w:iCs/>
+        </w:rPr>
+        <w:t>before</w:t>
+      </w:r>
+      <w:r>
+        <w:t> the month whose returns it is predicting</w:t>
+      </w:r>
+    </w:p>
+    <w:p>
+      <w:r>
+        <w:rPr>
+          <w:i/>
+          <w:iCs/>
+        </w:rPr>
+        <w:t>Stage 3 — Persistence:</w:t>
+      </w:r>
+    </w:p>
+    <w:p>
+      <w:pPr>
+        <w:numPr>
+          <w:ilvl w:val="0"/>
+          <w:numId w:val="19"/>
+        </w:numPr>
+      </w:pPr>
+      <w:r>
+        <w:t>The master table is saved both inside data/processed/analytics.db (queryable DuckDB database) and as data/processed/master.parquet (portable flat file for the analysis step)</w:t>
+      </w:r>
+    </w:p>
+    <w:p>
+      <w:r>
+        <w:rPr>
+          <w:b/>
+          <w:bCs/>
+        </w:rPr>
+        <w:t>Output:</w:t>
+      </w:r>
+    </w:p>
+    <w:p>
+      <w:pPr>
+        <w:numPr>
+          <w:ilvl w:val="0"/>
+          <w:numId w:val="20"/>
+        </w:numPr>
+      </w:pPr>
+      <w:r>
+        <w:t>data/processed/analytics.db — persistent DuckDB database containing master_raw and master tables</w:t>
+      </w:r>
+    </w:p>
+    <w:p>
+      <w:pPr>
+        <w:numPr>
+          <w:ilvl w:val="0"/>
+          <w:numId w:val="20"/>
+        </w:numPr>
+      </w:pPr>
+      <w:r>
+        <w:t>data/processed/master.parquet — final analysis-ready dataset with all raw features + engineered lag features, ready for time series modelling</w:t>
+      </w:r>
+    </w:p>
+    <w:p/>
     <w:p>
       <w:pPr>
         <w:rPr>
@@ -724,6 +1771,602 @@
 <file path=word/numbering.xml><?xml version="1.0" encoding="utf-8"?>
 <w:numbering xmlns:wpc="http://schemas.microsoft.com/office/word/2010/wordprocessingCanvas" xmlns:cx="http://schemas.microsoft.com/office/drawing/2014/chartex" xmlns:cx1="http://schemas.microsoft.com/office/drawing/2015/9/8/chartex" xmlns:cx2="http://schemas.microsoft.com/office/drawing/2015/10/21/chartex" xmlns:cx3="http://schemas.microsoft.com/office/drawing/2016/5/9/chartex" xmlns:cx4="http://schemas.microsoft.com/office/drawing/2016/5/10/chartex" xmlns:cx5="http://schemas.microsoft.com/office/drawing/2016/5/11/chartex" xmlns:cx6="http://schemas.microsoft.com/office/drawing/2016/5/12/chartex" xmlns:cx7="http://schemas.microsoft.com/office/drawing/2016/5/13/chartex" xmlns:cx8="http://schemas.microsoft.com/office/drawing/2016/5/14/chartex" xmlns:mc="http://schemas.openxmlformats.org/markup-compatibility/2006" xmlns:aink="http://schemas.microsoft.com/office/drawing/2016/ink" xmlns:am3d="http://schemas.microsoft.com/office/drawing/2017/model3d" xmlns:o="urn:schemas-microsoft-com:office:office" xmlns:oel="http://schemas.microsoft.com/office/2019/extlst" xmlns:r="http://schemas.openxmlformats.org/officeDocument/2006/relationships" xmlns:m="http://schemas.openxmlformats.org/officeDocument/2006/math" xmlns:v="urn:schemas-microsoft-com:vml" xmlns:wp14="http://schemas.microsoft.com/office/word/2010/wordprocessingDrawing" xmlns:wp="http://schemas.openxmlformats.org/drawingml/2006/wordprocessingDrawing" xmlns:w10="urn:schemas-microsoft-com:office:word" xmlns:w="http://schemas.openxmlformats.org/wordprocessingml/2006/main" xmlns:w14="http://schemas.microsoft.com/office/word/2010/wordml" xmlns:w15="http://schemas.microsoft.com/office/word/2012/wordml" xmlns:w16cex="http://schemas.microsoft.com/office/word/2018/wordml/cex" xmlns:w16cid="http://schemas.microsoft.com/office/word/2016/wordml/cid" xmlns:w16="http://schemas.microsoft.com/office/word/2018/wordml" xmlns:w16du="http://schemas.microsoft.com/office/word/2023/wordml/word16du" xmlns:w16sdtdh="http://schemas.microsoft.com/office/word/2020/wordml/sdtdatahash" xmlns:w16sdtfl="http://schemas.microsoft.com/office/word/2024/wordml/sdtformatlock" xmlns:w16se="http://schemas.microsoft.com/office/word/2015/wordml/symex" xmlns:wpg="http://schemas.microsoft.com/office/word/2010/wordprocessingGroup" xmlns:wpi="http://schemas.microsoft.com/office/word/2010/wordprocessingInk" xmlns:wne="http://schemas.microsoft.com/office/word/2006/wordml" xmlns:wps="http://schemas.microsoft.com/office/word/2010/wordprocessingShape" mc:Ignorable="w14 w15 w16se w16cid w16 w16cex w16sdtdh w16sdtfl w16du wp14">
   <w:abstractNum w:abstractNumId="0" w15:restartNumberingAfterBreak="0">
+    <w:nsid w:val="12D6591B"/>
+    <w:multiLevelType w:val="multilevel"/>
+    <w:tmpl w:val="5022835A"/>
+    <w:lvl w:ilvl="0">
+      <w:start w:val="1"/>
+      <w:numFmt w:val="bullet"/>
+      <w:lvlText w:val=""/>
+      <w:lvlJc w:val="left"/>
+      <w:pPr>
+        <w:tabs>
+          <w:tab w:val="num" w:pos="720"/>
+        </w:tabs>
+        <w:ind w:left="720" w:hanging="360"/>
+      </w:pPr>
+      <w:rPr>
+        <w:rFonts w:ascii="Symbol" w:hAnsi="Symbol" w:hint="default"/>
+        <w:sz w:val="20"/>
+      </w:rPr>
+    </w:lvl>
+    <w:lvl w:ilvl="1" w:tentative="1">
+      <w:start w:val="1"/>
+      <w:numFmt w:val="bullet"/>
+      <w:lvlText w:val=""/>
+      <w:lvlJc w:val="left"/>
+      <w:pPr>
+        <w:tabs>
+          <w:tab w:val="num" w:pos="1440"/>
+        </w:tabs>
+        <w:ind w:left="1440" w:hanging="360"/>
+      </w:pPr>
+      <w:rPr>
+        <w:rFonts w:ascii="Symbol" w:hAnsi="Symbol" w:hint="default"/>
+        <w:sz w:val="20"/>
+      </w:rPr>
+    </w:lvl>
+    <w:lvl w:ilvl="2" w:tentative="1">
+      <w:start w:val="1"/>
+      <w:numFmt w:val="bullet"/>
+      <w:lvlText w:val=""/>
+      <w:lvlJc w:val="left"/>
+      <w:pPr>
+        <w:tabs>
+          <w:tab w:val="num" w:pos="2160"/>
+        </w:tabs>
+        <w:ind w:left="2160" w:hanging="360"/>
+      </w:pPr>
+      <w:rPr>
+        <w:rFonts w:ascii="Symbol" w:hAnsi="Symbol" w:hint="default"/>
+        <w:sz w:val="20"/>
+      </w:rPr>
+    </w:lvl>
+    <w:lvl w:ilvl="3" w:tentative="1">
+      <w:start w:val="1"/>
+      <w:numFmt w:val="bullet"/>
+      <w:lvlText w:val=""/>
+      <w:lvlJc w:val="left"/>
+      <w:pPr>
+        <w:tabs>
+          <w:tab w:val="num" w:pos="2880"/>
+        </w:tabs>
+        <w:ind w:left="2880" w:hanging="360"/>
+      </w:pPr>
+      <w:rPr>
+        <w:rFonts w:ascii="Symbol" w:hAnsi="Symbol" w:hint="default"/>
+        <w:sz w:val="20"/>
+      </w:rPr>
+    </w:lvl>
+    <w:lvl w:ilvl="4" w:tentative="1">
+      <w:start w:val="1"/>
+      <w:numFmt w:val="bullet"/>
+      <w:lvlText w:val=""/>
+      <w:lvlJc w:val="left"/>
+      <w:pPr>
+        <w:tabs>
+          <w:tab w:val="num" w:pos="3600"/>
+        </w:tabs>
+        <w:ind w:left="3600" w:hanging="360"/>
+      </w:pPr>
+      <w:rPr>
+        <w:rFonts w:ascii="Symbol" w:hAnsi="Symbol" w:hint="default"/>
+        <w:sz w:val="20"/>
+      </w:rPr>
+    </w:lvl>
+    <w:lvl w:ilvl="5" w:tentative="1">
+      <w:start w:val="1"/>
+      <w:numFmt w:val="bullet"/>
+      <w:lvlText w:val=""/>
+      <w:lvlJc w:val="left"/>
+      <w:pPr>
+        <w:tabs>
+          <w:tab w:val="num" w:pos="4320"/>
+        </w:tabs>
+        <w:ind w:left="4320" w:hanging="360"/>
+      </w:pPr>
+      <w:rPr>
+        <w:rFonts w:ascii="Symbol" w:hAnsi="Symbol" w:hint="default"/>
+        <w:sz w:val="20"/>
+      </w:rPr>
+    </w:lvl>
+    <w:lvl w:ilvl="6" w:tentative="1">
+      <w:start w:val="1"/>
+      <w:numFmt w:val="bullet"/>
+      <w:lvlText w:val=""/>
+      <w:lvlJc w:val="left"/>
+      <w:pPr>
+        <w:tabs>
+          <w:tab w:val="num" w:pos="5040"/>
+        </w:tabs>
+        <w:ind w:left="5040" w:hanging="360"/>
+      </w:pPr>
+      <w:rPr>
+        <w:rFonts w:ascii="Symbol" w:hAnsi="Symbol" w:hint="default"/>
+        <w:sz w:val="20"/>
+      </w:rPr>
+    </w:lvl>
+    <w:lvl w:ilvl="7" w:tentative="1">
+      <w:start w:val="1"/>
+      <w:numFmt w:val="bullet"/>
+      <w:lvlText w:val=""/>
+      <w:lvlJc w:val="left"/>
+      <w:pPr>
+        <w:tabs>
+          <w:tab w:val="num" w:pos="5760"/>
+        </w:tabs>
+        <w:ind w:left="5760" w:hanging="360"/>
+      </w:pPr>
+      <w:rPr>
+        <w:rFonts w:ascii="Symbol" w:hAnsi="Symbol" w:hint="default"/>
+        <w:sz w:val="20"/>
+      </w:rPr>
+    </w:lvl>
+    <w:lvl w:ilvl="8" w:tentative="1">
+      <w:start w:val="1"/>
+      <w:numFmt w:val="bullet"/>
+      <w:lvlText w:val=""/>
+      <w:lvlJc w:val="left"/>
+      <w:pPr>
+        <w:tabs>
+          <w:tab w:val="num" w:pos="6480"/>
+        </w:tabs>
+        <w:ind w:left="6480" w:hanging="360"/>
+      </w:pPr>
+      <w:rPr>
+        <w:rFonts w:ascii="Symbol" w:hAnsi="Symbol" w:hint="default"/>
+        <w:sz w:val="20"/>
+      </w:rPr>
+    </w:lvl>
+  </w:abstractNum>
+  <w:abstractNum w:abstractNumId="1" w15:restartNumberingAfterBreak="0">
+    <w:nsid w:val="15C8540A"/>
+    <w:multiLevelType w:val="multilevel"/>
+    <w:tmpl w:val="8BC44576"/>
+    <w:lvl w:ilvl="0">
+      <w:start w:val="1"/>
+      <w:numFmt w:val="bullet"/>
+      <w:lvlText w:val=""/>
+      <w:lvlJc w:val="left"/>
+      <w:pPr>
+        <w:tabs>
+          <w:tab w:val="num" w:pos="720"/>
+        </w:tabs>
+        <w:ind w:left="720" w:hanging="360"/>
+      </w:pPr>
+      <w:rPr>
+        <w:rFonts w:ascii="Symbol" w:hAnsi="Symbol" w:hint="default"/>
+        <w:sz w:val="20"/>
+      </w:rPr>
+    </w:lvl>
+    <w:lvl w:ilvl="1" w:tentative="1">
+      <w:start w:val="1"/>
+      <w:numFmt w:val="bullet"/>
+      <w:lvlText w:val=""/>
+      <w:lvlJc w:val="left"/>
+      <w:pPr>
+        <w:tabs>
+          <w:tab w:val="num" w:pos="1440"/>
+        </w:tabs>
+        <w:ind w:left="1440" w:hanging="360"/>
+      </w:pPr>
+      <w:rPr>
+        <w:rFonts w:ascii="Symbol" w:hAnsi="Symbol" w:hint="default"/>
+        <w:sz w:val="20"/>
+      </w:rPr>
+    </w:lvl>
+    <w:lvl w:ilvl="2" w:tentative="1">
+      <w:start w:val="1"/>
+      <w:numFmt w:val="bullet"/>
+      <w:lvlText w:val=""/>
+      <w:lvlJc w:val="left"/>
+      <w:pPr>
+        <w:tabs>
+          <w:tab w:val="num" w:pos="2160"/>
+        </w:tabs>
+        <w:ind w:left="2160" w:hanging="360"/>
+      </w:pPr>
+      <w:rPr>
+        <w:rFonts w:ascii="Symbol" w:hAnsi="Symbol" w:hint="default"/>
+        <w:sz w:val="20"/>
+      </w:rPr>
+    </w:lvl>
+    <w:lvl w:ilvl="3" w:tentative="1">
+      <w:start w:val="1"/>
+      <w:numFmt w:val="bullet"/>
+      <w:lvlText w:val=""/>
+      <w:lvlJc w:val="left"/>
+      <w:pPr>
+        <w:tabs>
+          <w:tab w:val="num" w:pos="2880"/>
+        </w:tabs>
+        <w:ind w:left="2880" w:hanging="360"/>
+      </w:pPr>
+      <w:rPr>
+        <w:rFonts w:ascii="Symbol" w:hAnsi="Symbol" w:hint="default"/>
+        <w:sz w:val="20"/>
+      </w:rPr>
+    </w:lvl>
+    <w:lvl w:ilvl="4" w:tentative="1">
+      <w:start w:val="1"/>
+      <w:numFmt w:val="bullet"/>
+      <w:lvlText w:val=""/>
+      <w:lvlJc w:val="left"/>
+      <w:pPr>
+        <w:tabs>
+          <w:tab w:val="num" w:pos="3600"/>
+        </w:tabs>
+        <w:ind w:left="3600" w:hanging="360"/>
+      </w:pPr>
+      <w:rPr>
+        <w:rFonts w:ascii="Symbol" w:hAnsi="Symbol" w:hint="default"/>
+        <w:sz w:val="20"/>
+      </w:rPr>
+    </w:lvl>
+    <w:lvl w:ilvl="5" w:tentative="1">
+      <w:start w:val="1"/>
+      <w:numFmt w:val="bullet"/>
+      <w:lvlText w:val=""/>
+      <w:lvlJc w:val="left"/>
+      <w:pPr>
+        <w:tabs>
+          <w:tab w:val="num" w:pos="4320"/>
+        </w:tabs>
+        <w:ind w:left="4320" w:hanging="360"/>
+      </w:pPr>
+      <w:rPr>
+        <w:rFonts w:ascii="Symbol" w:hAnsi="Symbol" w:hint="default"/>
+        <w:sz w:val="20"/>
+      </w:rPr>
+    </w:lvl>
+    <w:lvl w:ilvl="6" w:tentative="1">
+      <w:start w:val="1"/>
+      <w:numFmt w:val="bullet"/>
+      <w:lvlText w:val=""/>
+      <w:lvlJc w:val="left"/>
+      <w:pPr>
+        <w:tabs>
+          <w:tab w:val="num" w:pos="5040"/>
+        </w:tabs>
+        <w:ind w:left="5040" w:hanging="360"/>
+      </w:pPr>
+      <w:rPr>
+        <w:rFonts w:ascii="Symbol" w:hAnsi="Symbol" w:hint="default"/>
+        <w:sz w:val="20"/>
+      </w:rPr>
+    </w:lvl>
+    <w:lvl w:ilvl="7" w:tentative="1">
+      <w:start w:val="1"/>
+      <w:numFmt w:val="bullet"/>
+      <w:lvlText w:val=""/>
+      <w:lvlJc w:val="left"/>
+      <w:pPr>
+        <w:tabs>
+          <w:tab w:val="num" w:pos="5760"/>
+        </w:tabs>
+        <w:ind w:left="5760" w:hanging="360"/>
+      </w:pPr>
+      <w:rPr>
+        <w:rFonts w:ascii="Symbol" w:hAnsi="Symbol" w:hint="default"/>
+        <w:sz w:val="20"/>
+      </w:rPr>
+    </w:lvl>
+    <w:lvl w:ilvl="8" w:tentative="1">
+      <w:start w:val="1"/>
+      <w:numFmt w:val="bullet"/>
+      <w:lvlText w:val=""/>
+      <w:lvlJc w:val="left"/>
+      <w:pPr>
+        <w:tabs>
+          <w:tab w:val="num" w:pos="6480"/>
+        </w:tabs>
+        <w:ind w:left="6480" w:hanging="360"/>
+      </w:pPr>
+      <w:rPr>
+        <w:rFonts w:ascii="Symbol" w:hAnsi="Symbol" w:hint="default"/>
+        <w:sz w:val="20"/>
+      </w:rPr>
+    </w:lvl>
+  </w:abstractNum>
+  <w:abstractNum w:abstractNumId="2" w15:restartNumberingAfterBreak="0">
+    <w:nsid w:val="18A06DEC"/>
+    <w:multiLevelType w:val="multilevel"/>
+    <w:tmpl w:val="85B87AB2"/>
+    <w:lvl w:ilvl="0">
+      <w:start w:val="1"/>
+      <w:numFmt w:val="bullet"/>
+      <w:lvlText w:val=""/>
+      <w:lvlJc w:val="left"/>
+      <w:pPr>
+        <w:tabs>
+          <w:tab w:val="num" w:pos="720"/>
+        </w:tabs>
+        <w:ind w:left="720" w:hanging="360"/>
+      </w:pPr>
+      <w:rPr>
+        <w:rFonts w:ascii="Symbol" w:hAnsi="Symbol" w:hint="default"/>
+        <w:sz w:val="20"/>
+      </w:rPr>
+    </w:lvl>
+    <w:lvl w:ilvl="1" w:tentative="1">
+      <w:start w:val="1"/>
+      <w:numFmt w:val="bullet"/>
+      <w:lvlText w:val=""/>
+      <w:lvlJc w:val="left"/>
+      <w:pPr>
+        <w:tabs>
+          <w:tab w:val="num" w:pos="1440"/>
+        </w:tabs>
+        <w:ind w:left="1440" w:hanging="360"/>
+      </w:pPr>
+      <w:rPr>
+        <w:rFonts w:ascii="Symbol" w:hAnsi="Symbol" w:hint="default"/>
+        <w:sz w:val="20"/>
+      </w:rPr>
+    </w:lvl>
+    <w:lvl w:ilvl="2" w:tentative="1">
+      <w:start w:val="1"/>
+      <w:numFmt w:val="bullet"/>
+      <w:lvlText w:val=""/>
+      <w:lvlJc w:val="left"/>
+      <w:pPr>
+        <w:tabs>
+          <w:tab w:val="num" w:pos="2160"/>
+        </w:tabs>
+        <w:ind w:left="2160" w:hanging="360"/>
+      </w:pPr>
+      <w:rPr>
+        <w:rFonts w:ascii="Symbol" w:hAnsi="Symbol" w:hint="default"/>
+        <w:sz w:val="20"/>
+      </w:rPr>
+    </w:lvl>
+    <w:lvl w:ilvl="3" w:tentative="1">
+      <w:start w:val="1"/>
+      <w:numFmt w:val="bullet"/>
+      <w:lvlText w:val=""/>
+      <w:lvlJc w:val="left"/>
+      <w:pPr>
+        <w:tabs>
+          <w:tab w:val="num" w:pos="2880"/>
+        </w:tabs>
+        <w:ind w:left="2880" w:hanging="360"/>
+      </w:pPr>
+      <w:rPr>
+        <w:rFonts w:ascii="Symbol" w:hAnsi="Symbol" w:hint="default"/>
+        <w:sz w:val="20"/>
+      </w:rPr>
+    </w:lvl>
+    <w:lvl w:ilvl="4" w:tentative="1">
+      <w:start w:val="1"/>
+      <w:numFmt w:val="bullet"/>
+      <w:lvlText w:val=""/>
+      <w:lvlJc w:val="left"/>
+      <w:pPr>
+        <w:tabs>
+          <w:tab w:val="num" w:pos="3600"/>
+        </w:tabs>
+        <w:ind w:left="3600" w:hanging="360"/>
+      </w:pPr>
+      <w:rPr>
+        <w:rFonts w:ascii="Symbol" w:hAnsi="Symbol" w:hint="default"/>
+        <w:sz w:val="20"/>
+      </w:rPr>
+    </w:lvl>
+    <w:lvl w:ilvl="5" w:tentative="1">
+      <w:start w:val="1"/>
+      <w:numFmt w:val="bullet"/>
+      <w:lvlText w:val=""/>
+      <w:lvlJc w:val="left"/>
+      <w:pPr>
+        <w:tabs>
+          <w:tab w:val="num" w:pos="4320"/>
+        </w:tabs>
+        <w:ind w:left="4320" w:hanging="360"/>
+      </w:pPr>
+      <w:rPr>
+        <w:rFonts w:ascii="Symbol" w:hAnsi="Symbol" w:hint="default"/>
+        <w:sz w:val="20"/>
+      </w:rPr>
+    </w:lvl>
+    <w:lvl w:ilvl="6" w:tentative="1">
+      <w:start w:val="1"/>
+      <w:numFmt w:val="bullet"/>
+      <w:lvlText w:val=""/>
+      <w:lvlJc w:val="left"/>
+      <w:pPr>
+        <w:tabs>
+          <w:tab w:val="num" w:pos="5040"/>
+        </w:tabs>
+        <w:ind w:left="5040" w:hanging="360"/>
+      </w:pPr>
+      <w:rPr>
+        <w:rFonts w:ascii="Symbol" w:hAnsi="Symbol" w:hint="default"/>
+        <w:sz w:val="20"/>
+      </w:rPr>
+    </w:lvl>
+    <w:lvl w:ilvl="7" w:tentative="1">
+      <w:start w:val="1"/>
+      <w:numFmt w:val="bullet"/>
+      <w:lvlText w:val=""/>
+      <w:lvlJc w:val="left"/>
+      <w:pPr>
+        <w:tabs>
+          <w:tab w:val="num" w:pos="5760"/>
+        </w:tabs>
+        <w:ind w:left="5760" w:hanging="360"/>
+      </w:pPr>
+      <w:rPr>
+        <w:rFonts w:ascii="Symbol" w:hAnsi="Symbol" w:hint="default"/>
+        <w:sz w:val="20"/>
+      </w:rPr>
+    </w:lvl>
+    <w:lvl w:ilvl="8" w:tentative="1">
+      <w:start w:val="1"/>
+      <w:numFmt w:val="bullet"/>
+      <w:lvlText w:val=""/>
+      <w:lvlJc w:val="left"/>
+      <w:pPr>
+        <w:tabs>
+          <w:tab w:val="num" w:pos="6480"/>
+        </w:tabs>
+        <w:ind w:left="6480" w:hanging="360"/>
+      </w:pPr>
+      <w:rPr>
+        <w:rFonts w:ascii="Symbol" w:hAnsi="Symbol" w:hint="default"/>
+        <w:sz w:val="20"/>
+      </w:rPr>
+    </w:lvl>
+  </w:abstractNum>
+  <w:abstractNum w:abstractNumId="3" w15:restartNumberingAfterBreak="0">
+    <w:nsid w:val="1E45746B"/>
+    <w:multiLevelType w:val="multilevel"/>
+    <w:tmpl w:val="0B284706"/>
+    <w:lvl w:ilvl="0">
+      <w:start w:val="1"/>
+      <w:numFmt w:val="bullet"/>
+      <w:lvlText w:val=""/>
+      <w:lvlJc w:val="left"/>
+      <w:pPr>
+        <w:tabs>
+          <w:tab w:val="num" w:pos="720"/>
+        </w:tabs>
+        <w:ind w:left="720" w:hanging="360"/>
+      </w:pPr>
+      <w:rPr>
+        <w:rFonts w:ascii="Symbol" w:hAnsi="Symbol" w:hint="default"/>
+        <w:sz w:val="20"/>
+      </w:rPr>
+    </w:lvl>
+    <w:lvl w:ilvl="1" w:tentative="1">
+      <w:start w:val="1"/>
+      <w:numFmt w:val="bullet"/>
+      <w:lvlText w:val=""/>
+      <w:lvlJc w:val="left"/>
+      <w:pPr>
+        <w:tabs>
+          <w:tab w:val="num" w:pos="1440"/>
+        </w:tabs>
+        <w:ind w:left="1440" w:hanging="360"/>
+      </w:pPr>
+      <w:rPr>
+        <w:rFonts w:ascii="Symbol" w:hAnsi="Symbol" w:hint="default"/>
+        <w:sz w:val="20"/>
+      </w:rPr>
+    </w:lvl>
+    <w:lvl w:ilvl="2" w:tentative="1">
+      <w:start w:val="1"/>
+      <w:numFmt w:val="bullet"/>
+      <w:lvlText w:val=""/>
+      <w:lvlJc w:val="left"/>
+      <w:pPr>
+        <w:tabs>
+          <w:tab w:val="num" w:pos="2160"/>
+        </w:tabs>
+        <w:ind w:left="2160" w:hanging="360"/>
+      </w:pPr>
+      <w:rPr>
+        <w:rFonts w:ascii="Symbol" w:hAnsi="Symbol" w:hint="default"/>
+        <w:sz w:val="20"/>
+      </w:rPr>
+    </w:lvl>
+    <w:lvl w:ilvl="3" w:tentative="1">
+      <w:start w:val="1"/>
+      <w:numFmt w:val="bullet"/>
+      <w:lvlText w:val=""/>
+      <w:lvlJc w:val="left"/>
+      <w:pPr>
+        <w:tabs>
+          <w:tab w:val="num" w:pos="2880"/>
+        </w:tabs>
+        <w:ind w:left="2880" w:hanging="360"/>
+      </w:pPr>
+      <w:rPr>
+        <w:rFonts w:ascii="Symbol" w:hAnsi="Symbol" w:hint="default"/>
+        <w:sz w:val="20"/>
+      </w:rPr>
+    </w:lvl>
+    <w:lvl w:ilvl="4" w:tentative="1">
+      <w:start w:val="1"/>
+      <w:numFmt w:val="bullet"/>
+      <w:lvlText w:val=""/>
+      <w:lvlJc w:val="left"/>
+      <w:pPr>
+        <w:tabs>
+          <w:tab w:val="num" w:pos="3600"/>
+        </w:tabs>
+        <w:ind w:left="3600" w:hanging="360"/>
+      </w:pPr>
+      <w:rPr>
+        <w:rFonts w:ascii="Symbol" w:hAnsi="Symbol" w:hint="default"/>
+        <w:sz w:val="20"/>
+      </w:rPr>
+    </w:lvl>
+    <w:lvl w:ilvl="5" w:tentative="1">
+      <w:start w:val="1"/>
+      <w:numFmt w:val="bullet"/>
+      <w:lvlText w:val=""/>
+      <w:lvlJc w:val="left"/>
+      <w:pPr>
+        <w:tabs>
+          <w:tab w:val="num" w:pos="4320"/>
+        </w:tabs>
+        <w:ind w:left="4320" w:hanging="360"/>
+      </w:pPr>
+      <w:rPr>
+        <w:rFonts w:ascii="Symbol" w:hAnsi="Symbol" w:hint="default"/>
+        <w:sz w:val="20"/>
+      </w:rPr>
+    </w:lvl>
+    <w:lvl w:ilvl="6" w:tentative="1">
+      <w:start w:val="1"/>
+      <w:numFmt w:val="bullet"/>
+      <w:lvlText w:val=""/>
+      <w:lvlJc w:val="left"/>
+      <w:pPr>
+        <w:tabs>
+          <w:tab w:val="num" w:pos="5040"/>
+        </w:tabs>
+        <w:ind w:left="5040" w:hanging="360"/>
+      </w:pPr>
+      <w:rPr>
+        <w:rFonts w:ascii="Symbol" w:hAnsi="Symbol" w:hint="default"/>
+        <w:sz w:val="20"/>
+      </w:rPr>
+    </w:lvl>
+    <w:lvl w:ilvl="7" w:tentative="1">
+      <w:start w:val="1"/>
+      <w:numFmt w:val="bullet"/>
+      <w:lvlText w:val=""/>
+      <w:lvlJc w:val="left"/>
+      <w:pPr>
+        <w:tabs>
+          <w:tab w:val="num" w:pos="5760"/>
+        </w:tabs>
+        <w:ind w:left="5760" w:hanging="360"/>
+      </w:pPr>
+      <w:rPr>
+        <w:rFonts w:ascii="Symbol" w:hAnsi="Symbol" w:hint="default"/>
+        <w:sz w:val="20"/>
+      </w:rPr>
+    </w:lvl>
+    <w:lvl w:ilvl="8" w:tentative="1">
+      <w:start w:val="1"/>
+      <w:numFmt w:val="bullet"/>
+      <w:lvlText w:val=""/>
+      <w:lvlJc w:val="left"/>
+      <w:pPr>
+        <w:tabs>
+          <w:tab w:val="num" w:pos="6480"/>
+        </w:tabs>
+        <w:ind w:left="6480" w:hanging="360"/>
+      </w:pPr>
+      <w:rPr>
+        <w:rFonts w:ascii="Symbol" w:hAnsi="Symbol" w:hint="default"/>
+        <w:sz w:val="20"/>
+      </w:rPr>
+    </w:lvl>
+  </w:abstractNum>
+  <w:abstractNum w:abstractNumId="4" w15:restartNumberingAfterBreak="0">
     <w:nsid w:val="1E850AAD"/>
     <w:multiLevelType w:val="multilevel"/>
     <w:tmpl w:val="7B387314"/>
@@ -872,7 +2515,7 @@
       </w:rPr>
     </w:lvl>
   </w:abstractNum>
-  <w:abstractNum w:abstractNumId="1" w15:restartNumberingAfterBreak="0">
+  <w:abstractNum w:abstractNumId="5" w15:restartNumberingAfterBreak="0">
     <w:nsid w:val="24BE5305"/>
     <w:multiLevelType w:val="multilevel"/>
     <w:tmpl w:val="4B8E0218"/>
@@ -1021,7 +2664,7 @@
       </w:rPr>
     </w:lvl>
   </w:abstractNum>
-  <w:abstractNum w:abstractNumId="2" w15:restartNumberingAfterBreak="0">
+  <w:abstractNum w:abstractNumId="6" w15:restartNumberingAfterBreak="0">
     <w:nsid w:val="264A2FA1"/>
     <w:multiLevelType w:val="multilevel"/>
     <w:tmpl w:val="FC8AF600"/>
@@ -1170,7 +2813,156 @@
       </w:rPr>
     </w:lvl>
   </w:abstractNum>
-  <w:abstractNum w:abstractNumId="3" w15:restartNumberingAfterBreak="0">
+  <w:abstractNum w:abstractNumId="7" w15:restartNumberingAfterBreak="0">
+    <w:nsid w:val="39261BC2"/>
+    <w:multiLevelType w:val="multilevel"/>
+    <w:tmpl w:val="3814D9B4"/>
+    <w:lvl w:ilvl="0">
+      <w:start w:val="1"/>
+      <w:numFmt w:val="bullet"/>
+      <w:lvlText w:val=""/>
+      <w:lvlJc w:val="left"/>
+      <w:pPr>
+        <w:tabs>
+          <w:tab w:val="num" w:pos="720"/>
+        </w:tabs>
+        <w:ind w:left="720" w:hanging="360"/>
+      </w:pPr>
+      <w:rPr>
+        <w:rFonts w:ascii="Symbol" w:hAnsi="Symbol" w:hint="default"/>
+        <w:sz w:val="20"/>
+      </w:rPr>
+    </w:lvl>
+    <w:lvl w:ilvl="1" w:tentative="1">
+      <w:start w:val="1"/>
+      <w:numFmt w:val="bullet"/>
+      <w:lvlText w:val=""/>
+      <w:lvlJc w:val="left"/>
+      <w:pPr>
+        <w:tabs>
+          <w:tab w:val="num" w:pos="1440"/>
+        </w:tabs>
+        <w:ind w:left="1440" w:hanging="360"/>
+      </w:pPr>
+      <w:rPr>
+        <w:rFonts w:ascii="Symbol" w:hAnsi="Symbol" w:hint="default"/>
+        <w:sz w:val="20"/>
+      </w:rPr>
+    </w:lvl>
+    <w:lvl w:ilvl="2" w:tentative="1">
+      <w:start w:val="1"/>
+      <w:numFmt w:val="bullet"/>
+      <w:lvlText w:val=""/>
+      <w:lvlJc w:val="left"/>
+      <w:pPr>
+        <w:tabs>
+          <w:tab w:val="num" w:pos="2160"/>
+        </w:tabs>
+        <w:ind w:left="2160" w:hanging="360"/>
+      </w:pPr>
+      <w:rPr>
+        <w:rFonts w:ascii="Symbol" w:hAnsi="Symbol" w:hint="default"/>
+        <w:sz w:val="20"/>
+      </w:rPr>
+    </w:lvl>
+    <w:lvl w:ilvl="3" w:tentative="1">
+      <w:start w:val="1"/>
+      <w:numFmt w:val="bullet"/>
+      <w:lvlText w:val=""/>
+      <w:lvlJc w:val="left"/>
+      <w:pPr>
+        <w:tabs>
+          <w:tab w:val="num" w:pos="2880"/>
+        </w:tabs>
+        <w:ind w:left="2880" w:hanging="360"/>
+      </w:pPr>
+      <w:rPr>
+        <w:rFonts w:ascii="Symbol" w:hAnsi="Symbol" w:hint="default"/>
+        <w:sz w:val="20"/>
+      </w:rPr>
+    </w:lvl>
+    <w:lvl w:ilvl="4" w:tentative="1">
+      <w:start w:val="1"/>
+      <w:numFmt w:val="bullet"/>
+      <w:lvlText w:val=""/>
+      <w:lvlJc w:val="left"/>
+      <w:pPr>
+        <w:tabs>
+          <w:tab w:val="num" w:pos="3600"/>
+        </w:tabs>
+        <w:ind w:left="3600" w:hanging="360"/>
+      </w:pPr>
+      <w:rPr>
+        <w:rFonts w:ascii="Symbol" w:hAnsi="Symbol" w:hint="default"/>
+        <w:sz w:val="20"/>
+      </w:rPr>
+    </w:lvl>
+    <w:lvl w:ilvl="5" w:tentative="1">
+      <w:start w:val="1"/>
+      <w:numFmt w:val="bullet"/>
+      <w:lvlText w:val=""/>
+      <w:lvlJc w:val="left"/>
+      <w:pPr>
+        <w:tabs>
+          <w:tab w:val="num" w:pos="4320"/>
+        </w:tabs>
+        <w:ind w:left="4320" w:hanging="360"/>
+      </w:pPr>
+      <w:rPr>
+        <w:rFonts w:ascii="Symbol" w:hAnsi="Symbol" w:hint="default"/>
+        <w:sz w:val="20"/>
+      </w:rPr>
+    </w:lvl>
+    <w:lvl w:ilvl="6" w:tentative="1">
+      <w:start w:val="1"/>
+      <w:numFmt w:val="bullet"/>
+      <w:lvlText w:val=""/>
+      <w:lvlJc w:val="left"/>
+      <w:pPr>
+        <w:tabs>
+          <w:tab w:val="num" w:pos="5040"/>
+        </w:tabs>
+        <w:ind w:left="5040" w:hanging="360"/>
+      </w:pPr>
+      <w:rPr>
+        <w:rFonts w:ascii="Symbol" w:hAnsi="Symbol" w:hint="default"/>
+        <w:sz w:val="20"/>
+      </w:rPr>
+    </w:lvl>
+    <w:lvl w:ilvl="7" w:tentative="1">
+      <w:start w:val="1"/>
+      <w:numFmt w:val="bullet"/>
+      <w:lvlText w:val=""/>
+      <w:lvlJc w:val="left"/>
+      <w:pPr>
+        <w:tabs>
+          <w:tab w:val="num" w:pos="5760"/>
+        </w:tabs>
+        <w:ind w:left="5760" w:hanging="360"/>
+      </w:pPr>
+      <w:rPr>
+        <w:rFonts w:ascii="Symbol" w:hAnsi="Symbol" w:hint="default"/>
+        <w:sz w:val="20"/>
+      </w:rPr>
+    </w:lvl>
+    <w:lvl w:ilvl="8" w:tentative="1">
+      <w:start w:val="1"/>
+      <w:numFmt w:val="bullet"/>
+      <w:lvlText w:val=""/>
+      <w:lvlJc w:val="left"/>
+      <w:pPr>
+        <w:tabs>
+          <w:tab w:val="num" w:pos="6480"/>
+        </w:tabs>
+        <w:ind w:left="6480" w:hanging="360"/>
+      </w:pPr>
+      <w:rPr>
+        <w:rFonts w:ascii="Symbol" w:hAnsi="Symbol" w:hint="default"/>
+        <w:sz w:val="20"/>
+      </w:rPr>
+    </w:lvl>
+  </w:abstractNum>
+  <w:abstractNum w:abstractNumId="8" w15:restartNumberingAfterBreak="0">
     <w:nsid w:val="3A7B5212"/>
     <w:multiLevelType w:val="multilevel"/>
     <w:tmpl w:val="9582FFAA"/>
@@ -1319,7 +3111,454 @@
       </w:rPr>
     </w:lvl>
   </w:abstractNum>
-  <w:abstractNum w:abstractNumId="4" w15:restartNumberingAfterBreak="0">
+  <w:abstractNum w:abstractNumId="9" w15:restartNumberingAfterBreak="0">
+    <w:nsid w:val="3F9B648B"/>
+    <w:multiLevelType w:val="multilevel"/>
+    <w:tmpl w:val="D4347006"/>
+    <w:lvl w:ilvl="0">
+      <w:start w:val="1"/>
+      <w:numFmt w:val="bullet"/>
+      <w:lvlText w:val=""/>
+      <w:lvlJc w:val="left"/>
+      <w:pPr>
+        <w:tabs>
+          <w:tab w:val="num" w:pos="720"/>
+        </w:tabs>
+        <w:ind w:left="720" w:hanging="360"/>
+      </w:pPr>
+      <w:rPr>
+        <w:rFonts w:ascii="Symbol" w:hAnsi="Symbol" w:hint="default"/>
+        <w:sz w:val="20"/>
+      </w:rPr>
+    </w:lvl>
+    <w:lvl w:ilvl="1" w:tentative="1">
+      <w:start w:val="1"/>
+      <w:numFmt w:val="bullet"/>
+      <w:lvlText w:val=""/>
+      <w:lvlJc w:val="left"/>
+      <w:pPr>
+        <w:tabs>
+          <w:tab w:val="num" w:pos="1440"/>
+        </w:tabs>
+        <w:ind w:left="1440" w:hanging="360"/>
+      </w:pPr>
+      <w:rPr>
+        <w:rFonts w:ascii="Symbol" w:hAnsi="Symbol" w:hint="default"/>
+        <w:sz w:val="20"/>
+      </w:rPr>
+    </w:lvl>
+    <w:lvl w:ilvl="2" w:tentative="1">
+      <w:start w:val="1"/>
+      <w:numFmt w:val="bullet"/>
+      <w:lvlText w:val=""/>
+      <w:lvlJc w:val="left"/>
+      <w:pPr>
+        <w:tabs>
+          <w:tab w:val="num" w:pos="2160"/>
+        </w:tabs>
+        <w:ind w:left="2160" w:hanging="360"/>
+      </w:pPr>
+      <w:rPr>
+        <w:rFonts w:ascii="Symbol" w:hAnsi="Symbol" w:hint="default"/>
+        <w:sz w:val="20"/>
+      </w:rPr>
+    </w:lvl>
+    <w:lvl w:ilvl="3" w:tentative="1">
+      <w:start w:val="1"/>
+      <w:numFmt w:val="bullet"/>
+      <w:lvlText w:val=""/>
+      <w:lvlJc w:val="left"/>
+      <w:pPr>
+        <w:tabs>
+          <w:tab w:val="num" w:pos="2880"/>
+        </w:tabs>
+        <w:ind w:left="2880" w:hanging="360"/>
+      </w:pPr>
+      <w:rPr>
+        <w:rFonts w:ascii="Symbol" w:hAnsi="Symbol" w:hint="default"/>
+        <w:sz w:val="20"/>
+      </w:rPr>
+    </w:lvl>
+    <w:lvl w:ilvl="4" w:tentative="1">
+      <w:start w:val="1"/>
+      <w:numFmt w:val="bullet"/>
+      <w:lvlText w:val=""/>
+      <w:lvlJc w:val="left"/>
+      <w:pPr>
+        <w:tabs>
+          <w:tab w:val="num" w:pos="3600"/>
+        </w:tabs>
+        <w:ind w:left="3600" w:hanging="360"/>
+      </w:pPr>
+      <w:rPr>
+        <w:rFonts w:ascii="Symbol" w:hAnsi="Symbol" w:hint="default"/>
+        <w:sz w:val="20"/>
+      </w:rPr>
+    </w:lvl>
+    <w:lvl w:ilvl="5" w:tentative="1">
+      <w:start w:val="1"/>
+      <w:numFmt w:val="bullet"/>
+      <w:lvlText w:val=""/>
+      <w:lvlJc w:val="left"/>
+      <w:pPr>
+        <w:tabs>
+          <w:tab w:val="num" w:pos="4320"/>
+        </w:tabs>
+        <w:ind w:left="4320" w:hanging="360"/>
+      </w:pPr>
+      <w:rPr>
+        <w:rFonts w:ascii="Symbol" w:hAnsi="Symbol" w:hint="default"/>
+        <w:sz w:val="20"/>
+      </w:rPr>
+    </w:lvl>
+    <w:lvl w:ilvl="6" w:tentative="1">
+      <w:start w:val="1"/>
+      <w:numFmt w:val="bullet"/>
+      <w:lvlText w:val=""/>
+      <w:lvlJc w:val="left"/>
+      <w:pPr>
+        <w:tabs>
+          <w:tab w:val="num" w:pos="5040"/>
+        </w:tabs>
+        <w:ind w:left="5040" w:hanging="360"/>
+      </w:pPr>
+      <w:rPr>
+        <w:rFonts w:ascii="Symbol" w:hAnsi="Symbol" w:hint="default"/>
+        <w:sz w:val="20"/>
+      </w:rPr>
+    </w:lvl>
+    <w:lvl w:ilvl="7" w:tentative="1">
+      <w:start w:val="1"/>
+      <w:numFmt w:val="bullet"/>
+      <w:lvlText w:val=""/>
+      <w:lvlJc w:val="left"/>
+      <w:pPr>
+        <w:tabs>
+          <w:tab w:val="num" w:pos="5760"/>
+        </w:tabs>
+        <w:ind w:left="5760" w:hanging="360"/>
+      </w:pPr>
+      <w:rPr>
+        <w:rFonts w:ascii="Symbol" w:hAnsi="Symbol" w:hint="default"/>
+        <w:sz w:val="20"/>
+      </w:rPr>
+    </w:lvl>
+    <w:lvl w:ilvl="8" w:tentative="1">
+      <w:start w:val="1"/>
+      <w:numFmt w:val="bullet"/>
+      <w:lvlText w:val=""/>
+      <w:lvlJc w:val="left"/>
+      <w:pPr>
+        <w:tabs>
+          <w:tab w:val="num" w:pos="6480"/>
+        </w:tabs>
+        <w:ind w:left="6480" w:hanging="360"/>
+      </w:pPr>
+      <w:rPr>
+        <w:rFonts w:ascii="Symbol" w:hAnsi="Symbol" w:hint="default"/>
+        <w:sz w:val="20"/>
+      </w:rPr>
+    </w:lvl>
+  </w:abstractNum>
+  <w:abstractNum w:abstractNumId="10" w15:restartNumberingAfterBreak="0">
+    <w:nsid w:val="40885364"/>
+    <w:multiLevelType w:val="multilevel"/>
+    <w:tmpl w:val="C0FAA732"/>
+    <w:lvl w:ilvl="0">
+      <w:start w:val="1"/>
+      <w:numFmt w:val="bullet"/>
+      <w:lvlText w:val=""/>
+      <w:lvlJc w:val="left"/>
+      <w:pPr>
+        <w:tabs>
+          <w:tab w:val="num" w:pos="720"/>
+        </w:tabs>
+        <w:ind w:left="720" w:hanging="360"/>
+      </w:pPr>
+      <w:rPr>
+        <w:rFonts w:ascii="Symbol" w:hAnsi="Symbol" w:hint="default"/>
+        <w:sz w:val="20"/>
+      </w:rPr>
+    </w:lvl>
+    <w:lvl w:ilvl="1" w:tentative="1">
+      <w:start w:val="1"/>
+      <w:numFmt w:val="bullet"/>
+      <w:lvlText w:val=""/>
+      <w:lvlJc w:val="left"/>
+      <w:pPr>
+        <w:tabs>
+          <w:tab w:val="num" w:pos="1440"/>
+        </w:tabs>
+        <w:ind w:left="1440" w:hanging="360"/>
+      </w:pPr>
+      <w:rPr>
+        <w:rFonts w:ascii="Symbol" w:hAnsi="Symbol" w:hint="default"/>
+        <w:sz w:val="20"/>
+      </w:rPr>
+    </w:lvl>
+    <w:lvl w:ilvl="2" w:tentative="1">
+      <w:start w:val="1"/>
+      <w:numFmt w:val="bullet"/>
+      <w:lvlText w:val=""/>
+      <w:lvlJc w:val="left"/>
+      <w:pPr>
+        <w:tabs>
+          <w:tab w:val="num" w:pos="2160"/>
+        </w:tabs>
+        <w:ind w:left="2160" w:hanging="360"/>
+      </w:pPr>
+      <w:rPr>
+        <w:rFonts w:ascii="Symbol" w:hAnsi="Symbol" w:hint="default"/>
+        <w:sz w:val="20"/>
+      </w:rPr>
+    </w:lvl>
+    <w:lvl w:ilvl="3" w:tentative="1">
+      <w:start w:val="1"/>
+      <w:numFmt w:val="bullet"/>
+      <w:lvlText w:val=""/>
+      <w:lvlJc w:val="left"/>
+      <w:pPr>
+        <w:tabs>
+          <w:tab w:val="num" w:pos="2880"/>
+        </w:tabs>
+        <w:ind w:left="2880" w:hanging="360"/>
+      </w:pPr>
+      <w:rPr>
+        <w:rFonts w:ascii="Symbol" w:hAnsi="Symbol" w:hint="default"/>
+        <w:sz w:val="20"/>
+      </w:rPr>
+    </w:lvl>
+    <w:lvl w:ilvl="4" w:tentative="1">
+      <w:start w:val="1"/>
+      <w:numFmt w:val="bullet"/>
+      <w:lvlText w:val=""/>
+      <w:lvlJc w:val="left"/>
+      <w:pPr>
+        <w:tabs>
+          <w:tab w:val="num" w:pos="3600"/>
+        </w:tabs>
+        <w:ind w:left="3600" w:hanging="360"/>
+      </w:pPr>
+      <w:rPr>
+        <w:rFonts w:ascii="Symbol" w:hAnsi="Symbol" w:hint="default"/>
+        <w:sz w:val="20"/>
+      </w:rPr>
+    </w:lvl>
+    <w:lvl w:ilvl="5" w:tentative="1">
+      <w:start w:val="1"/>
+      <w:numFmt w:val="bullet"/>
+      <w:lvlText w:val=""/>
+      <w:lvlJc w:val="left"/>
+      <w:pPr>
+        <w:tabs>
+          <w:tab w:val="num" w:pos="4320"/>
+        </w:tabs>
+        <w:ind w:left="4320" w:hanging="360"/>
+      </w:pPr>
+      <w:rPr>
+        <w:rFonts w:ascii="Symbol" w:hAnsi="Symbol" w:hint="default"/>
+        <w:sz w:val="20"/>
+      </w:rPr>
+    </w:lvl>
+    <w:lvl w:ilvl="6" w:tentative="1">
+      <w:start w:val="1"/>
+      <w:numFmt w:val="bullet"/>
+      <w:lvlText w:val=""/>
+      <w:lvlJc w:val="left"/>
+      <w:pPr>
+        <w:tabs>
+          <w:tab w:val="num" w:pos="5040"/>
+        </w:tabs>
+        <w:ind w:left="5040" w:hanging="360"/>
+      </w:pPr>
+      <w:rPr>
+        <w:rFonts w:ascii="Symbol" w:hAnsi="Symbol" w:hint="default"/>
+        <w:sz w:val="20"/>
+      </w:rPr>
+    </w:lvl>
+    <w:lvl w:ilvl="7" w:tentative="1">
+      <w:start w:val="1"/>
+      <w:numFmt w:val="bullet"/>
+      <w:lvlText w:val=""/>
+      <w:lvlJc w:val="left"/>
+      <w:pPr>
+        <w:tabs>
+          <w:tab w:val="num" w:pos="5760"/>
+        </w:tabs>
+        <w:ind w:left="5760" w:hanging="360"/>
+      </w:pPr>
+      <w:rPr>
+        <w:rFonts w:ascii="Symbol" w:hAnsi="Symbol" w:hint="default"/>
+        <w:sz w:val="20"/>
+      </w:rPr>
+    </w:lvl>
+    <w:lvl w:ilvl="8" w:tentative="1">
+      <w:start w:val="1"/>
+      <w:numFmt w:val="bullet"/>
+      <w:lvlText w:val=""/>
+      <w:lvlJc w:val="left"/>
+      <w:pPr>
+        <w:tabs>
+          <w:tab w:val="num" w:pos="6480"/>
+        </w:tabs>
+        <w:ind w:left="6480" w:hanging="360"/>
+      </w:pPr>
+      <w:rPr>
+        <w:rFonts w:ascii="Symbol" w:hAnsi="Symbol" w:hint="default"/>
+        <w:sz w:val="20"/>
+      </w:rPr>
+    </w:lvl>
+  </w:abstractNum>
+  <w:abstractNum w:abstractNumId="11" w15:restartNumberingAfterBreak="0">
+    <w:nsid w:val="4D934F1E"/>
+    <w:multiLevelType w:val="multilevel"/>
+    <w:tmpl w:val="F860186C"/>
+    <w:lvl w:ilvl="0">
+      <w:start w:val="1"/>
+      <w:numFmt w:val="bullet"/>
+      <w:lvlText w:val=""/>
+      <w:lvlJc w:val="left"/>
+      <w:pPr>
+        <w:tabs>
+          <w:tab w:val="num" w:pos="720"/>
+        </w:tabs>
+        <w:ind w:left="720" w:hanging="360"/>
+      </w:pPr>
+      <w:rPr>
+        <w:rFonts w:ascii="Symbol" w:hAnsi="Symbol" w:hint="default"/>
+        <w:sz w:val="20"/>
+      </w:rPr>
+    </w:lvl>
+    <w:lvl w:ilvl="1" w:tentative="1">
+      <w:start w:val="1"/>
+      <w:numFmt w:val="bullet"/>
+      <w:lvlText w:val=""/>
+      <w:lvlJc w:val="left"/>
+      <w:pPr>
+        <w:tabs>
+          <w:tab w:val="num" w:pos="1440"/>
+        </w:tabs>
+        <w:ind w:left="1440" w:hanging="360"/>
+      </w:pPr>
+      <w:rPr>
+        <w:rFonts w:ascii="Symbol" w:hAnsi="Symbol" w:hint="default"/>
+        <w:sz w:val="20"/>
+      </w:rPr>
+    </w:lvl>
+    <w:lvl w:ilvl="2" w:tentative="1">
+      <w:start w:val="1"/>
+      <w:numFmt w:val="bullet"/>
+      <w:lvlText w:val=""/>
+      <w:lvlJc w:val="left"/>
+      <w:pPr>
+        <w:tabs>
+          <w:tab w:val="num" w:pos="2160"/>
+        </w:tabs>
+        <w:ind w:left="2160" w:hanging="360"/>
+      </w:pPr>
+      <w:rPr>
+        <w:rFonts w:ascii="Symbol" w:hAnsi="Symbol" w:hint="default"/>
+        <w:sz w:val="20"/>
+      </w:rPr>
+    </w:lvl>
+    <w:lvl w:ilvl="3" w:tentative="1">
+      <w:start w:val="1"/>
+      <w:numFmt w:val="bullet"/>
+      <w:lvlText w:val=""/>
+      <w:lvlJc w:val="left"/>
+      <w:pPr>
+        <w:tabs>
+          <w:tab w:val="num" w:pos="2880"/>
+        </w:tabs>
+        <w:ind w:left="2880" w:hanging="360"/>
+      </w:pPr>
+      <w:rPr>
+        <w:rFonts w:ascii="Symbol" w:hAnsi="Symbol" w:hint="default"/>
+        <w:sz w:val="20"/>
+      </w:rPr>
+    </w:lvl>
+    <w:lvl w:ilvl="4" w:tentative="1">
+      <w:start w:val="1"/>
+      <w:numFmt w:val="bullet"/>
+      <w:lvlText w:val=""/>
+      <w:lvlJc w:val="left"/>
+      <w:pPr>
+        <w:tabs>
+          <w:tab w:val="num" w:pos="3600"/>
+        </w:tabs>
+        <w:ind w:left="3600" w:hanging="360"/>
+      </w:pPr>
+      <w:rPr>
+        <w:rFonts w:ascii="Symbol" w:hAnsi="Symbol" w:hint="default"/>
+        <w:sz w:val="20"/>
+      </w:rPr>
+    </w:lvl>
+    <w:lvl w:ilvl="5" w:tentative="1">
+      <w:start w:val="1"/>
+      <w:numFmt w:val="bullet"/>
+      <w:lvlText w:val=""/>
+      <w:lvlJc w:val="left"/>
+      <w:pPr>
+        <w:tabs>
+          <w:tab w:val="num" w:pos="4320"/>
+        </w:tabs>
+        <w:ind w:left="4320" w:hanging="360"/>
+      </w:pPr>
+      <w:rPr>
+        <w:rFonts w:ascii="Symbol" w:hAnsi="Symbol" w:hint="default"/>
+        <w:sz w:val="20"/>
+      </w:rPr>
+    </w:lvl>
+    <w:lvl w:ilvl="6" w:tentative="1">
+      <w:start w:val="1"/>
+      <w:numFmt w:val="bullet"/>
+      <w:lvlText w:val=""/>
+      <w:lvlJc w:val="left"/>
+      <w:pPr>
+        <w:tabs>
+          <w:tab w:val="num" w:pos="5040"/>
+        </w:tabs>
+        <w:ind w:left="5040" w:hanging="360"/>
+      </w:pPr>
+      <w:rPr>
+        <w:rFonts w:ascii="Symbol" w:hAnsi="Symbol" w:hint="default"/>
+        <w:sz w:val="20"/>
+      </w:rPr>
+    </w:lvl>
+    <w:lvl w:ilvl="7" w:tentative="1">
+      <w:start w:val="1"/>
+      <w:numFmt w:val="bullet"/>
+      <w:lvlText w:val=""/>
+      <w:lvlJc w:val="left"/>
+      <w:pPr>
+        <w:tabs>
+          <w:tab w:val="num" w:pos="5760"/>
+        </w:tabs>
+        <w:ind w:left="5760" w:hanging="360"/>
+      </w:pPr>
+      <w:rPr>
+        <w:rFonts w:ascii="Symbol" w:hAnsi="Symbol" w:hint="default"/>
+        <w:sz w:val="20"/>
+      </w:rPr>
+    </w:lvl>
+    <w:lvl w:ilvl="8" w:tentative="1">
+      <w:start w:val="1"/>
+      <w:numFmt w:val="bullet"/>
+      <w:lvlText w:val=""/>
+      <w:lvlJc w:val="left"/>
+      <w:pPr>
+        <w:tabs>
+          <w:tab w:val="num" w:pos="6480"/>
+        </w:tabs>
+        <w:ind w:left="6480" w:hanging="360"/>
+      </w:pPr>
+      <w:rPr>
+        <w:rFonts w:ascii="Symbol" w:hAnsi="Symbol" w:hint="default"/>
+        <w:sz w:val="20"/>
+      </w:rPr>
+    </w:lvl>
+  </w:abstractNum>
+  <w:abstractNum w:abstractNumId="12" w15:restartNumberingAfterBreak="0">
     <w:nsid w:val="4EDA576E"/>
     <w:multiLevelType w:val="multilevel"/>
     <w:tmpl w:val="C9509A4C"/>
@@ -1468,7 +3707,603 @@
       </w:rPr>
     </w:lvl>
   </w:abstractNum>
-  <w:abstractNum w:abstractNumId="5" w15:restartNumberingAfterBreak="0">
+  <w:abstractNum w:abstractNumId="13" w15:restartNumberingAfterBreak="0">
+    <w:nsid w:val="58340427"/>
+    <w:multiLevelType w:val="multilevel"/>
+    <w:tmpl w:val="E09EB7EC"/>
+    <w:lvl w:ilvl="0">
+      <w:start w:val="1"/>
+      <w:numFmt w:val="bullet"/>
+      <w:lvlText w:val=""/>
+      <w:lvlJc w:val="left"/>
+      <w:pPr>
+        <w:tabs>
+          <w:tab w:val="num" w:pos="720"/>
+        </w:tabs>
+        <w:ind w:left="720" w:hanging="360"/>
+      </w:pPr>
+      <w:rPr>
+        <w:rFonts w:ascii="Symbol" w:hAnsi="Symbol" w:hint="default"/>
+        <w:sz w:val="20"/>
+      </w:rPr>
+    </w:lvl>
+    <w:lvl w:ilvl="1" w:tentative="1">
+      <w:start w:val="1"/>
+      <w:numFmt w:val="bullet"/>
+      <w:lvlText w:val=""/>
+      <w:lvlJc w:val="left"/>
+      <w:pPr>
+        <w:tabs>
+          <w:tab w:val="num" w:pos="1440"/>
+        </w:tabs>
+        <w:ind w:left="1440" w:hanging="360"/>
+      </w:pPr>
+      <w:rPr>
+        <w:rFonts w:ascii="Symbol" w:hAnsi="Symbol" w:hint="default"/>
+        <w:sz w:val="20"/>
+      </w:rPr>
+    </w:lvl>
+    <w:lvl w:ilvl="2" w:tentative="1">
+      <w:start w:val="1"/>
+      <w:numFmt w:val="bullet"/>
+      <w:lvlText w:val=""/>
+      <w:lvlJc w:val="left"/>
+      <w:pPr>
+        <w:tabs>
+          <w:tab w:val="num" w:pos="2160"/>
+        </w:tabs>
+        <w:ind w:left="2160" w:hanging="360"/>
+      </w:pPr>
+      <w:rPr>
+        <w:rFonts w:ascii="Symbol" w:hAnsi="Symbol" w:hint="default"/>
+        <w:sz w:val="20"/>
+      </w:rPr>
+    </w:lvl>
+    <w:lvl w:ilvl="3" w:tentative="1">
+      <w:start w:val="1"/>
+      <w:numFmt w:val="bullet"/>
+      <w:lvlText w:val=""/>
+      <w:lvlJc w:val="left"/>
+      <w:pPr>
+        <w:tabs>
+          <w:tab w:val="num" w:pos="2880"/>
+        </w:tabs>
+        <w:ind w:left="2880" w:hanging="360"/>
+      </w:pPr>
+      <w:rPr>
+        <w:rFonts w:ascii="Symbol" w:hAnsi="Symbol" w:hint="default"/>
+        <w:sz w:val="20"/>
+      </w:rPr>
+    </w:lvl>
+    <w:lvl w:ilvl="4" w:tentative="1">
+      <w:start w:val="1"/>
+      <w:numFmt w:val="bullet"/>
+      <w:lvlText w:val=""/>
+      <w:lvlJc w:val="left"/>
+      <w:pPr>
+        <w:tabs>
+          <w:tab w:val="num" w:pos="3600"/>
+        </w:tabs>
+        <w:ind w:left="3600" w:hanging="360"/>
+      </w:pPr>
+      <w:rPr>
+        <w:rFonts w:ascii="Symbol" w:hAnsi="Symbol" w:hint="default"/>
+        <w:sz w:val="20"/>
+      </w:rPr>
+    </w:lvl>
+    <w:lvl w:ilvl="5" w:tentative="1">
+      <w:start w:val="1"/>
+      <w:numFmt w:val="bullet"/>
+      <w:lvlText w:val=""/>
+      <w:lvlJc w:val="left"/>
+      <w:pPr>
+        <w:tabs>
+          <w:tab w:val="num" w:pos="4320"/>
+        </w:tabs>
+        <w:ind w:left="4320" w:hanging="360"/>
+      </w:pPr>
+      <w:rPr>
+        <w:rFonts w:ascii="Symbol" w:hAnsi="Symbol" w:hint="default"/>
+        <w:sz w:val="20"/>
+      </w:rPr>
+    </w:lvl>
+    <w:lvl w:ilvl="6" w:tentative="1">
+      <w:start w:val="1"/>
+      <w:numFmt w:val="bullet"/>
+      <w:lvlText w:val=""/>
+      <w:lvlJc w:val="left"/>
+      <w:pPr>
+        <w:tabs>
+          <w:tab w:val="num" w:pos="5040"/>
+        </w:tabs>
+        <w:ind w:left="5040" w:hanging="360"/>
+      </w:pPr>
+      <w:rPr>
+        <w:rFonts w:ascii="Symbol" w:hAnsi="Symbol" w:hint="default"/>
+        <w:sz w:val="20"/>
+      </w:rPr>
+    </w:lvl>
+    <w:lvl w:ilvl="7" w:tentative="1">
+      <w:start w:val="1"/>
+      <w:numFmt w:val="bullet"/>
+      <w:lvlText w:val=""/>
+      <w:lvlJc w:val="left"/>
+      <w:pPr>
+        <w:tabs>
+          <w:tab w:val="num" w:pos="5760"/>
+        </w:tabs>
+        <w:ind w:left="5760" w:hanging="360"/>
+      </w:pPr>
+      <w:rPr>
+        <w:rFonts w:ascii="Symbol" w:hAnsi="Symbol" w:hint="default"/>
+        <w:sz w:val="20"/>
+      </w:rPr>
+    </w:lvl>
+    <w:lvl w:ilvl="8" w:tentative="1">
+      <w:start w:val="1"/>
+      <w:numFmt w:val="bullet"/>
+      <w:lvlText w:val=""/>
+      <w:lvlJc w:val="left"/>
+      <w:pPr>
+        <w:tabs>
+          <w:tab w:val="num" w:pos="6480"/>
+        </w:tabs>
+        <w:ind w:left="6480" w:hanging="360"/>
+      </w:pPr>
+      <w:rPr>
+        <w:rFonts w:ascii="Symbol" w:hAnsi="Symbol" w:hint="default"/>
+        <w:sz w:val="20"/>
+      </w:rPr>
+    </w:lvl>
+  </w:abstractNum>
+  <w:abstractNum w:abstractNumId="14" w15:restartNumberingAfterBreak="0">
+    <w:nsid w:val="5B8F5410"/>
+    <w:multiLevelType w:val="multilevel"/>
+    <w:tmpl w:val="80CEC730"/>
+    <w:lvl w:ilvl="0">
+      <w:start w:val="1"/>
+      <w:numFmt w:val="bullet"/>
+      <w:lvlText w:val=""/>
+      <w:lvlJc w:val="left"/>
+      <w:pPr>
+        <w:tabs>
+          <w:tab w:val="num" w:pos="720"/>
+        </w:tabs>
+        <w:ind w:left="720" w:hanging="360"/>
+      </w:pPr>
+      <w:rPr>
+        <w:rFonts w:ascii="Symbol" w:hAnsi="Symbol" w:hint="default"/>
+        <w:sz w:val="20"/>
+      </w:rPr>
+    </w:lvl>
+    <w:lvl w:ilvl="1" w:tentative="1">
+      <w:start w:val="1"/>
+      <w:numFmt w:val="bullet"/>
+      <w:lvlText w:val=""/>
+      <w:lvlJc w:val="left"/>
+      <w:pPr>
+        <w:tabs>
+          <w:tab w:val="num" w:pos="1440"/>
+        </w:tabs>
+        <w:ind w:left="1440" w:hanging="360"/>
+      </w:pPr>
+      <w:rPr>
+        <w:rFonts w:ascii="Symbol" w:hAnsi="Symbol" w:hint="default"/>
+        <w:sz w:val="20"/>
+      </w:rPr>
+    </w:lvl>
+    <w:lvl w:ilvl="2" w:tentative="1">
+      <w:start w:val="1"/>
+      <w:numFmt w:val="bullet"/>
+      <w:lvlText w:val=""/>
+      <w:lvlJc w:val="left"/>
+      <w:pPr>
+        <w:tabs>
+          <w:tab w:val="num" w:pos="2160"/>
+        </w:tabs>
+        <w:ind w:left="2160" w:hanging="360"/>
+      </w:pPr>
+      <w:rPr>
+        <w:rFonts w:ascii="Symbol" w:hAnsi="Symbol" w:hint="default"/>
+        <w:sz w:val="20"/>
+      </w:rPr>
+    </w:lvl>
+    <w:lvl w:ilvl="3" w:tentative="1">
+      <w:start w:val="1"/>
+      <w:numFmt w:val="bullet"/>
+      <w:lvlText w:val=""/>
+      <w:lvlJc w:val="left"/>
+      <w:pPr>
+        <w:tabs>
+          <w:tab w:val="num" w:pos="2880"/>
+        </w:tabs>
+        <w:ind w:left="2880" w:hanging="360"/>
+      </w:pPr>
+      <w:rPr>
+        <w:rFonts w:ascii="Symbol" w:hAnsi="Symbol" w:hint="default"/>
+        <w:sz w:val="20"/>
+      </w:rPr>
+    </w:lvl>
+    <w:lvl w:ilvl="4" w:tentative="1">
+      <w:start w:val="1"/>
+      <w:numFmt w:val="bullet"/>
+      <w:lvlText w:val=""/>
+      <w:lvlJc w:val="left"/>
+      <w:pPr>
+        <w:tabs>
+          <w:tab w:val="num" w:pos="3600"/>
+        </w:tabs>
+        <w:ind w:left="3600" w:hanging="360"/>
+      </w:pPr>
+      <w:rPr>
+        <w:rFonts w:ascii="Symbol" w:hAnsi="Symbol" w:hint="default"/>
+        <w:sz w:val="20"/>
+      </w:rPr>
+    </w:lvl>
+    <w:lvl w:ilvl="5" w:tentative="1">
+      <w:start w:val="1"/>
+      <w:numFmt w:val="bullet"/>
+      <w:lvlText w:val=""/>
+      <w:lvlJc w:val="left"/>
+      <w:pPr>
+        <w:tabs>
+          <w:tab w:val="num" w:pos="4320"/>
+        </w:tabs>
+        <w:ind w:left="4320" w:hanging="360"/>
+      </w:pPr>
+      <w:rPr>
+        <w:rFonts w:ascii="Symbol" w:hAnsi="Symbol" w:hint="default"/>
+        <w:sz w:val="20"/>
+      </w:rPr>
+    </w:lvl>
+    <w:lvl w:ilvl="6" w:tentative="1">
+      <w:start w:val="1"/>
+      <w:numFmt w:val="bullet"/>
+      <w:lvlText w:val=""/>
+      <w:lvlJc w:val="left"/>
+      <w:pPr>
+        <w:tabs>
+          <w:tab w:val="num" w:pos="5040"/>
+        </w:tabs>
+        <w:ind w:left="5040" w:hanging="360"/>
+      </w:pPr>
+      <w:rPr>
+        <w:rFonts w:ascii="Symbol" w:hAnsi="Symbol" w:hint="default"/>
+        <w:sz w:val="20"/>
+      </w:rPr>
+    </w:lvl>
+    <w:lvl w:ilvl="7" w:tentative="1">
+      <w:start w:val="1"/>
+      <w:numFmt w:val="bullet"/>
+      <w:lvlText w:val=""/>
+      <w:lvlJc w:val="left"/>
+      <w:pPr>
+        <w:tabs>
+          <w:tab w:val="num" w:pos="5760"/>
+        </w:tabs>
+        <w:ind w:left="5760" w:hanging="360"/>
+      </w:pPr>
+      <w:rPr>
+        <w:rFonts w:ascii="Symbol" w:hAnsi="Symbol" w:hint="default"/>
+        <w:sz w:val="20"/>
+      </w:rPr>
+    </w:lvl>
+    <w:lvl w:ilvl="8" w:tentative="1">
+      <w:start w:val="1"/>
+      <w:numFmt w:val="bullet"/>
+      <w:lvlText w:val=""/>
+      <w:lvlJc w:val="left"/>
+      <w:pPr>
+        <w:tabs>
+          <w:tab w:val="num" w:pos="6480"/>
+        </w:tabs>
+        <w:ind w:left="6480" w:hanging="360"/>
+      </w:pPr>
+      <w:rPr>
+        <w:rFonts w:ascii="Symbol" w:hAnsi="Symbol" w:hint="default"/>
+        <w:sz w:val="20"/>
+      </w:rPr>
+    </w:lvl>
+  </w:abstractNum>
+  <w:abstractNum w:abstractNumId="15" w15:restartNumberingAfterBreak="0">
+    <w:nsid w:val="69897BF3"/>
+    <w:multiLevelType w:val="multilevel"/>
+    <w:tmpl w:val="CBFAB66A"/>
+    <w:lvl w:ilvl="0">
+      <w:start w:val="1"/>
+      <w:numFmt w:val="bullet"/>
+      <w:lvlText w:val=""/>
+      <w:lvlJc w:val="left"/>
+      <w:pPr>
+        <w:tabs>
+          <w:tab w:val="num" w:pos="720"/>
+        </w:tabs>
+        <w:ind w:left="720" w:hanging="360"/>
+      </w:pPr>
+      <w:rPr>
+        <w:rFonts w:ascii="Symbol" w:hAnsi="Symbol" w:hint="default"/>
+        <w:sz w:val="20"/>
+      </w:rPr>
+    </w:lvl>
+    <w:lvl w:ilvl="1" w:tentative="1">
+      <w:start w:val="1"/>
+      <w:numFmt w:val="bullet"/>
+      <w:lvlText w:val=""/>
+      <w:lvlJc w:val="left"/>
+      <w:pPr>
+        <w:tabs>
+          <w:tab w:val="num" w:pos="1440"/>
+        </w:tabs>
+        <w:ind w:left="1440" w:hanging="360"/>
+      </w:pPr>
+      <w:rPr>
+        <w:rFonts w:ascii="Symbol" w:hAnsi="Symbol" w:hint="default"/>
+        <w:sz w:val="20"/>
+      </w:rPr>
+    </w:lvl>
+    <w:lvl w:ilvl="2" w:tentative="1">
+      <w:start w:val="1"/>
+      <w:numFmt w:val="bullet"/>
+      <w:lvlText w:val=""/>
+      <w:lvlJc w:val="left"/>
+      <w:pPr>
+        <w:tabs>
+          <w:tab w:val="num" w:pos="2160"/>
+        </w:tabs>
+        <w:ind w:left="2160" w:hanging="360"/>
+      </w:pPr>
+      <w:rPr>
+        <w:rFonts w:ascii="Symbol" w:hAnsi="Symbol" w:hint="default"/>
+        <w:sz w:val="20"/>
+      </w:rPr>
+    </w:lvl>
+    <w:lvl w:ilvl="3" w:tentative="1">
+      <w:start w:val="1"/>
+      <w:numFmt w:val="bullet"/>
+      <w:lvlText w:val=""/>
+      <w:lvlJc w:val="left"/>
+      <w:pPr>
+        <w:tabs>
+          <w:tab w:val="num" w:pos="2880"/>
+        </w:tabs>
+        <w:ind w:left="2880" w:hanging="360"/>
+      </w:pPr>
+      <w:rPr>
+        <w:rFonts w:ascii="Symbol" w:hAnsi="Symbol" w:hint="default"/>
+        <w:sz w:val="20"/>
+      </w:rPr>
+    </w:lvl>
+    <w:lvl w:ilvl="4" w:tentative="1">
+      <w:start w:val="1"/>
+      <w:numFmt w:val="bullet"/>
+      <w:lvlText w:val=""/>
+      <w:lvlJc w:val="left"/>
+      <w:pPr>
+        <w:tabs>
+          <w:tab w:val="num" w:pos="3600"/>
+        </w:tabs>
+        <w:ind w:left="3600" w:hanging="360"/>
+      </w:pPr>
+      <w:rPr>
+        <w:rFonts w:ascii="Symbol" w:hAnsi="Symbol" w:hint="default"/>
+        <w:sz w:val="20"/>
+      </w:rPr>
+    </w:lvl>
+    <w:lvl w:ilvl="5" w:tentative="1">
+      <w:start w:val="1"/>
+      <w:numFmt w:val="bullet"/>
+      <w:lvlText w:val=""/>
+      <w:lvlJc w:val="left"/>
+      <w:pPr>
+        <w:tabs>
+          <w:tab w:val="num" w:pos="4320"/>
+        </w:tabs>
+        <w:ind w:left="4320" w:hanging="360"/>
+      </w:pPr>
+      <w:rPr>
+        <w:rFonts w:ascii="Symbol" w:hAnsi="Symbol" w:hint="default"/>
+        <w:sz w:val="20"/>
+      </w:rPr>
+    </w:lvl>
+    <w:lvl w:ilvl="6" w:tentative="1">
+      <w:start w:val="1"/>
+      <w:numFmt w:val="bullet"/>
+      <w:lvlText w:val=""/>
+      <w:lvlJc w:val="left"/>
+      <w:pPr>
+        <w:tabs>
+          <w:tab w:val="num" w:pos="5040"/>
+        </w:tabs>
+        <w:ind w:left="5040" w:hanging="360"/>
+      </w:pPr>
+      <w:rPr>
+        <w:rFonts w:ascii="Symbol" w:hAnsi="Symbol" w:hint="default"/>
+        <w:sz w:val="20"/>
+      </w:rPr>
+    </w:lvl>
+    <w:lvl w:ilvl="7" w:tentative="1">
+      <w:start w:val="1"/>
+      <w:numFmt w:val="bullet"/>
+      <w:lvlText w:val=""/>
+      <w:lvlJc w:val="left"/>
+      <w:pPr>
+        <w:tabs>
+          <w:tab w:val="num" w:pos="5760"/>
+        </w:tabs>
+        <w:ind w:left="5760" w:hanging="360"/>
+      </w:pPr>
+      <w:rPr>
+        <w:rFonts w:ascii="Symbol" w:hAnsi="Symbol" w:hint="default"/>
+        <w:sz w:val="20"/>
+      </w:rPr>
+    </w:lvl>
+    <w:lvl w:ilvl="8" w:tentative="1">
+      <w:start w:val="1"/>
+      <w:numFmt w:val="bullet"/>
+      <w:lvlText w:val=""/>
+      <w:lvlJc w:val="left"/>
+      <w:pPr>
+        <w:tabs>
+          <w:tab w:val="num" w:pos="6480"/>
+        </w:tabs>
+        <w:ind w:left="6480" w:hanging="360"/>
+      </w:pPr>
+      <w:rPr>
+        <w:rFonts w:ascii="Symbol" w:hAnsi="Symbol" w:hint="default"/>
+        <w:sz w:val="20"/>
+      </w:rPr>
+    </w:lvl>
+  </w:abstractNum>
+  <w:abstractNum w:abstractNumId="16" w15:restartNumberingAfterBreak="0">
+    <w:nsid w:val="69A94C60"/>
+    <w:multiLevelType w:val="multilevel"/>
+    <w:tmpl w:val="68F03966"/>
+    <w:lvl w:ilvl="0">
+      <w:start w:val="1"/>
+      <w:numFmt w:val="bullet"/>
+      <w:lvlText w:val=""/>
+      <w:lvlJc w:val="left"/>
+      <w:pPr>
+        <w:tabs>
+          <w:tab w:val="num" w:pos="720"/>
+        </w:tabs>
+        <w:ind w:left="720" w:hanging="360"/>
+      </w:pPr>
+      <w:rPr>
+        <w:rFonts w:ascii="Symbol" w:hAnsi="Symbol" w:hint="default"/>
+        <w:sz w:val="20"/>
+      </w:rPr>
+    </w:lvl>
+    <w:lvl w:ilvl="1" w:tentative="1">
+      <w:start w:val="1"/>
+      <w:numFmt w:val="bullet"/>
+      <w:lvlText w:val=""/>
+      <w:lvlJc w:val="left"/>
+      <w:pPr>
+        <w:tabs>
+          <w:tab w:val="num" w:pos="1440"/>
+        </w:tabs>
+        <w:ind w:left="1440" w:hanging="360"/>
+      </w:pPr>
+      <w:rPr>
+        <w:rFonts w:ascii="Symbol" w:hAnsi="Symbol" w:hint="default"/>
+        <w:sz w:val="20"/>
+      </w:rPr>
+    </w:lvl>
+    <w:lvl w:ilvl="2" w:tentative="1">
+      <w:start w:val="1"/>
+      <w:numFmt w:val="bullet"/>
+      <w:lvlText w:val=""/>
+      <w:lvlJc w:val="left"/>
+      <w:pPr>
+        <w:tabs>
+          <w:tab w:val="num" w:pos="2160"/>
+        </w:tabs>
+        <w:ind w:left="2160" w:hanging="360"/>
+      </w:pPr>
+      <w:rPr>
+        <w:rFonts w:ascii="Symbol" w:hAnsi="Symbol" w:hint="default"/>
+        <w:sz w:val="20"/>
+      </w:rPr>
+    </w:lvl>
+    <w:lvl w:ilvl="3" w:tentative="1">
+      <w:start w:val="1"/>
+      <w:numFmt w:val="bullet"/>
+      <w:lvlText w:val=""/>
+      <w:lvlJc w:val="left"/>
+      <w:pPr>
+        <w:tabs>
+          <w:tab w:val="num" w:pos="2880"/>
+        </w:tabs>
+        <w:ind w:left="2880" w:hanging="360"/>
+      </w:pPr>
+      <w:rPr>
+        <w:rFonts w:ascii="Symbol" w:hAnsi="Symbol" w:hint="default"/>
+        <w:sz w:val="20"/>
+      </w:rPr>
+    </w:lvl>
+    <w:lvl w:ilvl="4" w:tentative="1">
+      <w:start w:val="1"/>
+      <w:numFmt w:val="bullet"/>
+      <w:lvlText w:val=""/>
+      <w:lvlJc w:val="left"/>
+      <w:pPr>
+        <w:tabs>
+          <w:tab w:val="num" w:pos="3600"/>
+        </w:tabs>
+        <w:ind w:left="3600" w:hanging="360"/>
+      </w:pPr>
+      <w:rPr>
+        <w:rFonts w:ascii="Symbol" w:hAnsi="Symbol" w:hint="default"/>
+        <w:sz w:val="20"/>
+      </w:rPr>
+    </w:lvl>
+    <w:lvl w:ilvl="5" w:tentative="1">
+      <w:start w:val="1"/>
+      <w:numFmt w:val="bullet"/>
+      <w:lvlText w:val=""/>
+      <w:lvlJc w:val="left"/>
+      <w:pPr>
+        <w:tabs>
+          <w:tab w:val="num" w:pos="4320"/>
+        </w:tabs>
+        <w:ind w:left="4320" w:hanging="360"/>
+      </w:pPr>
+      <w:rPr>
+        <w:rFonts w:ascii="Symbol" w:hAnsi="Symbol" w:hint="default"/>
+        <w:sz w:val="20"/>
+      </w:rPr>
+    </w:lvl>
+    <w:lvl w:ilvl="6" w:tentative="1">
+      <w:start w:val="1"/>
+      <w:numFmt w:val="bullet"/>
+      <w:lvlText w:val=""/>
+      <w:lvlJc w:val="left"/>
+      <w:pPr>
+        <w:tabs>
+          <w:tab w:val="num" w:pos="5040"/>
+        </w:tabs>
+        <w:ind w:left="5040" w:hanging="360"/>
+      </w:pPr>
+      <w:rPr>
+        <w:rFonts w:ascii="Symbol" w:hAnsi="Symbol" w:hint="default"/>
+        <w:sz w:val="20"/>
+      </w:rPr>
+    </w:lvl>
+    <w:lvl w:ilvl="7" w:tentative="1">
+      <w:start w:val="1"/>
+      <w:numFmt w:val="bullet"/>
+      <w:lvlText w:val=""/>
+      <w:lvlJc w:val="left"/>
+      <w:pPr>
+        <w:tabs>
+          <w:tab w:val="num" w:pos="5760"/>
+        </w:tabs>
+        <w:ind w:left="5760" w:hanging="360"/>
+      </w:pPr>
+      <w:rPr>
+        <w:rFonts w:ascii="Symbol" w:hAnsi="Symbol" w:hint="default"/>
+        <w:sz w:val="20"/>
+      </w:rPr>
+    </w:lvl>
+    <w:lvl w:ilvl="8" w:tentative="1">
+      <w:start w:val="1"/>
+      <w:numFmt w:val="bullet"/>
+      <w:lvlText w:val=""/>
+      <w:lvlJc w:val="left"/>
+      <w:pPr>
+        <w:tabs>
+          <w:tab w:val="num" w:pos="6480"/>
+        </w:tabs>
+        <w:ind w:left="6480" w:hanging="360"/>
+      </w:pPr>
+      <w:rPr>
+        <w:rFonts w:ascii="Symbol" w:hAnsi="Symbol" w:hint="default"/>
+        <w:sz w:val="20"/>
+      </w:rPr>
+    </w:lvl>
+  </w:abstractNum>
+  <w:abstractNum w:abstractNumId="17" w15:restartNumberingAfterBreak="0">
     <w:nsid w:val="6DC31951"/>
     <w:multiLevelType w:val="multilevel"/>
     <w:tmpl w:val="C9462A98"/>
@@ -1617,7 +4452,7 @@
       </w:rPr>
     </w:lvl>
   </w:abstractNum>
-  <w:abstractNum w:abstractNumId="6" w15:restartNumberingAfterBreak="0">
+  <w:abstractNum w:abstractNumId="18" w15:restartNumberingAfterBreak="0">
     <w:nsid w:val="6EC70E48"/>
     <w:multiLevelType w:val="multilevel"/>
     <w:tmpl w:val="06A4098C"/>
@@ -1766,26 +4601,214 @@
       </w:rPr>
     </w:lvl>
   </w:abstractNum>
+  <w:abstractNum w:abstractNumId="19" w15:restartNumberingAfterBreak="0">
+    <w:nsid w:val="7F104EB9"/>
+    <w:multiLevelType w:val="multilevel"/>
+    <w:tmpl w:val="8AD81806"/>
+    <w:lvl w:ilvl="0">
+      <w:start w:val="1"/>
+      <w:numFmt w:val="bullet"/>
+      <w:lvlText w:val=""/>
+      <w:lvlJc w:val="left"/>
+      <w:pPr>
+        <w:tabs>
+          <w:tab w:val="num" w:pos="720"/>
+        </w:tabs>
+        <w:ind w:left="720" w:hanging="360"/>
+      </w:pPr>
+      <w:rPr>
+        <w:rFonts w:ascii="Symbol" w:hAnsi="Symbol" w:hint="default"/>
+        <w:sz w:val="20"/>
+      </w:rPr>
+    </w:lvl>
+    <w:lvl w:ilvl="1" w:tentative="1">
+      <w:start w:val="1"/>
+      <w:numFmt w:val="bullet"/>
+      <w:lvlText w:val=""/>
+      <w:lvlJc w:val="left"/>
+      <w:pPr>
+        <w:tabs>
+          <w:tab w:val="num" w:pos="1440"/>
+        </w:tabs>
+        <w:ind w:left="1440" w:hanging="360"/>
+      </w:pPr>
+      <w:rPr>
+        <w:rFonts w:ascii="Symbol" w:hAnsi="Symbol" w:hint="default"/>
+        <w:sz w:val="20"/>
+      </w:rPr>
+    </w:lvl>
+    <w:lvl w:ilvl="2" w:tentative="1">
+      <w:start w:val="1"/>
+      <w:numFmt w:val="bullet"/>
+      <w:lvlText w:val=""/>
+      <w:lvlJc w:val="left"/>
+      <w:pPr>
+        <w:tabs>
+          <w:tab w:val="num" w:pos="2160"/>
+        </w:tabs>
+        <w:ind w:left="2160" w:hanging="360"/>
+      </w:pPr>
+      <w:rPr>
+        <w:rFonts w:ascii="Symbol" w:hAnsi="Symbol" w:hint="default"/>
+        <w:sz w:val="20"/>
+      </w:rPr>
+    </w:lvl>
+    <w:lvl w:ilvl="3" w:tentative="1">
+      <w:start w:val="1"/>
+      <w:numFmt w:val="bullet"/>
+      <w:lvlText w:val=""/>
+      <w:lvlJc w:val="left"/>
+      <w:pPr>
+        <w:tabs>
+          <w:tab w:val="num" w:pos="2880"/>
+        </w:tabs>
+        <w:ind w:left="2880" w:hanging="360"/>
+      </w:pPr>
+      <w:rPr>
+        <w:rFonts w:ascii="Symbol" w:hAnsi="Symbol" w:hint="default"/>
+        <w:sz w:val="20"/>
+      </w:rPr>
+    </w:lvl>
+    <w:lvl w:ilvl="4" w:tentative="1">
+      <w:start w:val="1"/>
+      <w:numFmt w:val="bullet"/>
+      <w:lvlText w:val=""/>
+      <w:lvlJc w:val="left"/>
+      <w:pPr>
+        <w:tabs>
+          <w:tab w:val="num" w:pos="3600"/>
+        </w:tabs>
+        <w:ind w:left="3600" w:hanging="360"/>
+      </w:pPr>
+      <w:rPr>
+        <w:rFonts w:ascii="Symbol" w:hAnsi="Symbol" w:hint="default"/>
+        <w:sz w:val="20"/>
+      </w:rPr>
+    </w:lvl>
+    <w:lvl w:ilvl="5" w:tentative="1">
+      <w:start w:val="1"/>
+      <w:numFmt w:val="bullet"/>
+      <w:lvlText w:val=""/>
+      <w:lvlJc w:val="left"/>
+      <w:pPr>
+        <w:tabs>
+          <w:tab w:val="num" w:pos="4320"/>
+        </w:tabs>
+        <w:ind w:left="4320" w:hanging="360"/>
+      </w:pPr>
+      <w:rPr>
+        <w:rFonts w:ascii="Symbol" w:hAnsi="Symbol" w:hint="default"/>
+        <w:sz w:val="20"/>
+      </w:rPr>
+    </w:lvl>
+    <w:lvl w:ilvl="6" w:tentative="1">
+      <w:start w:val="1"/>
+      <w:numFmt w:val="bullet"/>
+      <w:lvlText w:val=""/>
+      <w:lvlJc w:val="left"/>
+      <w:pPr>
+        <w:tabs>
+          <w:tab w:val="num" w:pos="5040"/>
+        </w:tabs>
+        <w:ind w:left="5040" w:hanging="360"/>
+      </w:pPr>
+      <w:rPr>
+        <w:rFonts w:ascii="Symbol" w:hAnsi="Symbol" w:hint="default"/>
+        <w:sz w:val="20"/>
+      </w:rPr>
+    </w:lvl>
+    <w:lvl w:ilvl="7" w:tentative="1">
+      <w:start w:val="1"/>
+      <w:numFmt w:val="bullet"/>
+      <w:lvlText w:val=""/>
+      <w:lvlJc w:val="left"/>
+      <w:pPr>
+        <w:tabs>
+          <w:tab w:val="num" w:pos="5760"/>
+        </w:tabs>
+        <w:ind w:left="5760" w:hanging="360"/>
+      </w:pPr>
+      <w:rPr>
+        <w:rFonts w:ascii="Symbol" w:hAnsi="Symbol" w:hint="default"/>
+        <w:sz w:val="20"/>
+      </w:rPr>
+    </w:lvl>
+    <w:lvl w:ilvl="8" w:tentative="1">
+      <w:start w:val="1"/>
+      <w:numFmt w:val="bullet"/>
+      <w:lvlText w:val=""/>
+      <w:lvlJc w:val="left"/>
+      <w:pPr>
+        <w:tabs>
+          <w:tab w:val="num" w:pos="6480"/>
+        </w:tabs>
+        <w:ind w:left="6480" w:hanging="360"/>
+      </w:pPr>
+      <w:rPr>
+        <w:rFonts w:ascii="Symbol" w:hAnsi="Symbol" w:hint="default"/>
+        <w:sz w:val="20"/>
+      </w:rPr>
+    </w:lvl>
+  </w:abstractNum>
   <w:num w:numId="1" w16cid:durableId="1194540506">
+    <w:abstractNumId w:val="18"/>
+  </w:num>
+  <w:num w:numId="2" w16cid:durableId="728188470">
+    <w:abstractNumId w:val="4"/>
+  </w:num>
+  <w:num w:numId="3" w16cid:durableId="1816138019">
+    <w:abstractNumId w:val="12"/>
+  </w:num>
+  <w:num w:numId="4" w16cid:durableId="6753386">
     <w:abstractNumId w:val="6"/>
   </w:num>
-  <w:num w:numId="2" w16cid:durableId="728188470">
+  <w:num w:numId="5" w16cid:durableId="852644897">
+    <w:abstractNumId w:val="17"/>
+  </w:num>
+  <w:num w:numId="6" w16cid:durableId="1664359853">
+    <w:abstractNumId w:val="8"/>
+  </w:num>
+  <w:num w:numId="7" w16cid:durableId="1213077412">
+    <w:abstractNumId w:val="5"/>
+  </w:num>
+  <w:num w:numId="8" w16cid:durableId="1467700017">
     <w:abstractNumId w:val="0"/>
   </w:num>
-  <w:num w:numId="3" w16cid:durableId="1816138019">
-    <w:abstractNumId w:val="4"/>
+  <w:num w:numId="9" w16cid:durableId="2039430016">
+    <w:abstractNumId w:val="9"/>
   </w:num>
-  <w:num w:numId="4" w16cid:durableId="6753386">
+  <w:num w:numId="10" w16cid:durableId="776604392">
+    <w:abstractNumId w:val="11"/>
+  </w:num>
+  <w:num w:numId="11" w16cid:durableId="930088998">
     <w:abstractNumId w:val="2"/>
   </w:num>
-  <w:num w:numId="5" w16cid:durableId="852644897">
-    <w:abstractNumId w:val="5"/>
+  <w:num w:numId="12" w16cid:durableId="914582621">
+    <w:abstractNumId w:val="13"/>
   </w:num>
-  <w:num w:numId="6" w16cid:durableId="1664359853">
+  <w:num w:numId="13" w16cid:durableId="179707464">
+    <w:abstractNumId w:val="19"/>
+  </w:num>
+  <w:num w:numId="14" w16cid:durableId="1204905501">
+    <w:abstractNumId w:val="16"/>
+  </w:num>
+  <w:num w:numId="15" w16cid:durableId="387458548">
+    <w:abstractNumId w:val="14"/>
+  </w:num>
+  <w:num w:numId="16" w16cid:durableId="868689551">
+    <w:abstractNumId w:val="7"/>
+  </w:num>
+  <w:num w:numId="17" w16cid:durableId="1091467615">
+    <w:abstractNumId w:val="15"/>
+  </w:num>
+  <w:num w:numId="18" w16cid:durableId="410741478">
+    <w:abstractNumId w:val="1"/>
+  </w:num>
+  <w:num w:numId="19" w16cid:durableId="1787430205">
+    <w:abstractNumId w:val="10"/>
+  </w:num>
+  <w:num w:numId="20" w16cid:durableId="398527262">
     <w:abstractNumId w:val="3"/>
-  </w:num>
-  <w:num w:numId="7" w16cid:durableId="1213077412">
-    <w:abstractNumId w:val="1"/>
   </w:num>
 </w:numbering>
 </file>
